--- a/keynote_scripts/Gastrostomy_.docx
+++ b/keynote_scripts/Gastrostomy_.docx
@@ -74,7 +74,7 @@
         <w:pStyle w:val="FirstParagraph"/>
       </w:pPr>
       <w:r>
-        <w:t xml:space="preserve">The topic for this video is a feeding jejunostomy</w:t>
+        <w:t xml:space="preserve">The topic for this video is a feeding gastrostomy</w:t>
       </w:r>
     </w:p>
     <w:bookmarkEnd w:id="10"/>
@@ -186,6 +186,14 @@
         <w:t xml:space="preserve">A Jejunostomy tube is placed into the small intestine called the jejunum. Feeding require a pump</w:t>
       </w:r>
     </w:p>
+    <w:p>
+      <w:pPr>
+        <w:pStyle w:val="BodyText"/>
+      </w:pPr>
+      <w:r>
+        <w:t xml:space="preserve">We have a companion video about feeding jejunostomy tubes</w:t>
+      </w:r>
+    </w:p>
     <w:bookmarkEnd w:id="15"/>
     <w:bookmarkStart w:id="16" w:name="section-1"/>
     <w:p>
@@ -366,7 +374,7 @@
         <w:pStyle w:val="FirstParagraph"/>
       </w:pPr>
       <w:r>
-        <w:t xml:space="preserve">Another technique is to use the “Funnel” technique without the plunger</w:t>
+        <w:t xml:space="preserve">Another technique is to use the remove the plunger from the syringe to create a “funnel”</w:t>
       </w:r>
     </w:p>
     <w:bookmarkEnd w:id="23"/>
@@ -387,7 +395,7 @@
         <w:pStyle w:val="FirstParagraph"/>
       </w:pPr>
       <w:r>
-        <w:t xml:space="preserve">The plunger is removed from the syringe</w:t>
+        <w:t xml:space="preserve">The plunger is removed from the syringe, leaving just the syringe barrel…</w:t>
       </w:r>
     </w:p>
     <w:bookmarkEnd w:id="24"/>
@@ -408,7 +416,7 @@
         <w:pStyle w:val="FirstParagraph"/>
       </w:pPr>
       <w:r>
-        <w:t xml:space="preserve">and connected to the feeding tube</w:t>
+        <w:t xml:space="preserve">… which is connected to the feeding tube</w:t>
       </w:r>
     </w:p>
     <w:bookmarkEnd w:id="25"/>
@@ -447,7 +455,7 @@
         <w:pStyle w:val="FirstParagraph"/>
       </w:pPr>
       <w:r>
-        <w:t xml:space="preserve">An important question is “How much formula do I need?”</w:t>
+        <w:t xml:space="preserve">A common question is “How much formula do I need?”</w:t>
       </w:r>
     </w:p>
     <w:bookmarkEnd w:id="27"/>
@@ -481,28 +489,55 @@
         <w:t xml:space="preserve">21 Administer Medicines</w:t>
       </w:r>
     </w:p>
+    <w:p>
+      <w:pPr>
+        <w:pStyle w:val="FirstParagraph"/>
+      </w:pPr>
+      <w:r>
+        <w:t xml:space="preserve">A few medicines are available in liquid form</w:t>
+      </w:r>
+    </w:p>
     <w:bookmarkEnd w:id="29"/>
-    <w:bookmarkStart w:id="30" w:name="administer-medicines-1"/>
-    <w:p>
-      <w:pPr>
-        <w:pStyle w:val="Heading2"/>
-      </w:pPr>
-      <w:r>
-        <w:t xml:space="preserve">22 Administer Medicines</w:t>
+    <w:bookmarkStart w:id="30" w:name="section-10"/>
+    <w:p>
+      <w:pPr>
+        <w:pStyle w:val="Heading2"/>
+      </w:pPr>
+      <w:r>
+        <w:t xml:space="preserve">22</w:t>
+      </w:r>
+      <w:r>
+        <w:t xml:space="preserve"> </w:t>
+      </w:r>
+    </w:p>
+    <w:p>
+      <w:pPr>
+        <w:pStyle w:val="FirstParagraph"/>
+      </w:pPr>
+      <w:r>
+        <w:t xml:space="preserve">An example is the pain reliever Acetaminophen, also known by the brand name of Tylenol</w:t>
       </w:r>
     </w:p>
     <w:bookmarkEnd w:id="30"/>
-    <w:bookmarkStart w:id="31" w:name="medicines-which-cant-be-crushed"/>
-    <w:p>
-      <w:pPr>
-        <w:pStyle w:val="Heading2"/>
-      </w:pPr>
-      <w:r>
-        <w:t xml:space="preserve">23 Medicines which can’t be crushed</w:t>
+    <w:bookmarkStart w:id="31" w:name="administer-medicines-1"/>
+    <w:p>
+      <w:pPr>
+        <w:pStyle w:val="Heading2"/>
+      </w:pPr>
+      <w:r>
+        <w:t xml:space="preserve">23 Administer Medicines</w:t>
+      </w:r>
+    </w:p>
+    <w:p>
+      <w:pPr>
+        <w:pStyle w:val="FirstParagraph"/>
+      </w:pPr>
+      <w:r>
+        <w:t xml:space="preserve">Some pills can be crushed and resuspended in water</w:t>
       </w:r>
     </w:p>
     <w:bookmarkEnd w:id="31"/>
-    <w:bookmarkStart w:id="32" w:name="medicines-which-cant-be-crushed-1"/>
+    <w:bookmarkStart w:id="32" w:name="medicines-which-cant-be-crushed"/>
     <w:p>
       <w:pPr>
         <w:pStyle w:val="Heading2"/>
@@ -511,27 +546,72 @@
         <w:t xml:space="preserve">24 Medicines which can’t be crushed</w:t>
       </w:r>
     </w:p>
+    <w:p>
+      <w:pPr>
+        <w:pStyle w:val="FirstParagraph"/>
+      </w:pPr>
+      <w:r>
+        <w:t xml:space="preserve">A word of caution, however, as some pills can’t be crushed:</w:t>
+      </w:r>
+    </w:p>
+    <w:p>
+      <w:pPr>
+        <w:pStyle w:val="BodyText"/>
+      </w:pPr>
+      <w:r>
+        <w:t xml:space="preserve">Extended release, Sustained release, or Controlled release</w:t>
+      </w:r>
+    </w:p>
     <w:bookmarkEnd w:id="32"/>
-    <w:bookmarkStart w:id="33" w:name="medicine-administration"/>
-    <w:p>
-      <w:pPr>
-        <w:pStyle w:val="Heading2"/>
-      </w:pPr>
-      <w:r>
-        <w:t xml:space="preserve">25 Medicine Administration</w:t>
+    <w:bookmarkStart w:id="33" w:name="medicines-which-cant-be-crushed-1"/>
+    <w:p>
+      <w:pPr>
+        <w:pStyle w:val="Heading2"/>
+      </w:pPr>
+      <w:r>
+        <w:t xml:space="preserve">25 Medicines which can’t be crushed</w:t>
+      </w:r>
+    </w:p>
+    <w:p>
+      <w:pPr>
+        <w:pStyle w:val="FirstParagraph"/>
+      </w:pPr>
+      <w:r>
+        <w:t xml:space="preserve">In addition, Flomax, or tamsulosin, can’t be given via a tube.</w:t>
+      </w:r>
+    </w:p>
+    <w:p>
+      <w:pPr>
+        <w:pStyle w:val="BodyText"/>
+      </w:pPr>
+      <w:r>
+        <w:t xml:space="preserve">The same with liquid-filled capsules and soft-gel capsules.</w:t>
+      </w:r>
+    </w:p>
+    <w:p>
+      <w:pPr>
+        <w:pStyle w:val="BodyText"/>
+      </w:pPr>
+      <w:r>
+        <w:t xml:space="preserve">Your pharmacist can help here</w:t>
       </w:r>
     </w:p>
     <w:bookmarkEnd w:id="33"/>
-    <w:bookmarkStart w:id="34" w:name="section-10"/>
-    <w:p>
-      <w:pPr>
-        <w:pStyle w:val="Heading2"/>
-      </w:pPr>
-      <w:r>
-        <w:t xml:space="preserve">26</w:t>
-      </w:r>
-      <w:r>
-        <w:t xml:space="preserve"> </w:t>
+    <w:bookmarkStart w:id="34" w:name="medicine-administration"/>
+    <w:p>
+      <w:pPr>
+        <w:pStyle w:val="Heading2"/>
+      </w:pPr>
+      <w:r>
+        <w:t xml:space="preserve">26 Medicine Administration</w:t>
+      </w:r>
+    </w:p>
+    <w:p>
+      <w:pPr>
+        <w:pStyle w:val="FirstParagraph"/>
+      </w:pPr>
+      <w:r>
+        <w:t xml:space="preserve">Many medicines, however, can be crushed and resuspended in water.</w:t>
       </w:r>
     </w:p>
     <w:bookmarkEnd w:id="34"/>
@@ -547,6 +627,14 @@
         <w:t xml:space="preserve"> </w:t>
       </w:r>
     </w:p>
+    <w:p>
+      <w:pPr>
+        <w:pStyle w:val="FirstParagraph"/>
+      </w:pPr>
+      <w:r>
+        <w:t xml:space="preserve">You place a pill inside the chamber of a pill crusher</w:t>
+      </w:r>
+    </w:p>
     <w:bookmarkEnd w:id="35"/>
     <w:bookmarkStart w:id="36" w:name="section-12"/>
     <w:p>
@@ -560,27 +648,51 @@
         <w:t xml:space="preserve"> </w:t>
       </w:r>
     </w:p>
+    <w:p>
+      <w:pPr>
+        <w:pStyle w:val="FirstParagraph"/>
+      </w:pPr>
+      <w:r>
+        <w:t xml:space="preserve">Screw the cap on and twist the cap back and forth to crush the tablet inside the chamber</w:t>
+      </w:r>
+    </w:p>
     <w:bookmarkEnd w:id="36"/>
-    <w:bookmarkStart w:id="37" w:name="medicine-administration-1"/>
-    <w:p>
-      <w:pPr>
-        <w:pStyle w:val="Heading2"/>
-      </w:pPr>
-      <w:r>
-        <w:t xml:space="preserve">29 Medicine Administration</w:t>
+    <w:bookmarkStart w:id="37" w:name="section-13"/>
+    <w:p>
+      <w:pPr>
+        <w:pStyle w:val="Heading2"/>
+      </w:pPr>
+      <w:r>
+        <w:t xml:space="preserve">29</w:t>
+      </w:r>
+      <w:r>
+        <w:t xml:space="preserve"> </w:t>
+      </w:r>
+    </w:p>
+    <w:p>
+      <w:pPr>
+        <w:pStyle w:val="FirstParagraph"/>
+      </w:pPr>
+      <w:r>
+        <w:t xml:space="preserve">You now have a fine powder</w:t>
       </w:r>
     </w:p>
     <w:bookmarkEnd w:id="37"/>
-    <w:bookmarkStart w:id="38" w:name="section-13"/>
-    <w:p>
-      <w:pPr>
-        <w:pStyle w:val="Heading2"/>
-      </w:pPr>
-      <w:r>
-        <w:t xml:space="preserve">30</w:t>
-      </w:r>
-      <w:r>
-        <w:t xml:space="preserve"> </w:t>
+    <w:bookmarkStart w:id="38" w:name="medicine-administration-1"/>
+    <w:p>
+      <w:pPr>
+        <w:pStyle w:val="Heading2"/>
+      </w:pPr>
+      <w:r>
+        <w:t xml:space="preserve">30 Medicine Administration</w:t>
+      </w:r>
+    </w:p>
+    <w:p>
+      <w:pPr>
+        <w:pStyle w:val="FirstParagraph"/>
+      </w:pPr>
+      <w:r>
+        <w:t xml:space="preserve">…and you can dissolve the power in water, typically 60mL</w:t>
       </w:r>
     </w:p>
     <w:bookmarkEnd w:id="38"/>
@@ -596,18 +708,37 @@
         <w:t xml:space="preserve"> </w:t>
       </w:r>
     </w:p>
+    <w:p>
+      <w:pPr>
+        <w:pStyle w:val="FirstParagraph"/>
+      </w:pPr>
+      <w:r>
+        <w:t xml:space="preserve">The water is introduced into the chamber, and once the powder is dissolved,</w:t>
+      </w:r>
+    </w:p>
     <w:bookmarkEnd w:id="39"/>
-    <w:bookmarkStart w:id="40" w:name="medicine-administration-2"/>
-    <w:p>
-      <w:pPr>
-        <w:pStyle w:val="Heading2"/>
-      </w:pPr>
-      <w:r>
-        <w:t xml:space="preserve">32 Medicine Administration</w:t>
+    <w:bookmarkStart w:id="40" w:name="section-15"/>
+    <w:p>
+      <w:pPr>
+        <w:pStyle w:val="Heading2"/>
+      </w:pPr>
+      <w:r>
+        <w:t xml:space="preserve">32</w:t>
+      </w:r>
+      <w:r>
+        <w:t xml:space="preserve"> </w:t>
+      </w:r>
+    </w:p>
+    <w:p>
+      <w:pPr>
+        <w:pStyle w:val="FirstParagraph"/>
+      </w:pPr>
+      <w:r>
+        <w:t xml:space="preserve">the liquid is drawn up into the syringe.</w:t>
       </w:r>
     </w:p>
     <w:bookmarkEnd w:id="40"/>
-    <w:bookmarkStart w:id="41" w:name="medicine-administration-3"/>
+    <w:bookmarkStart w:id="41" w:name="medicine-administration-2"/>
     <w:p>
       <w:pPr>
         <w:pStyle w:val="Heading2"/>
@@ -616,8 +747,16 @@
         <w:t xml:space="preserve">33 Medicine Administration</w:t>
       </w:r>
     </w:p>
+    <w:p>
+      <w:pPr>
+        <w:pStyle w:val="FirstParagraph"/>
+      </w:pPr>
+      <w:r>
+        <w:t xml:space="preserve">The medicine can then be injected into the feeding tube</w:t>
+      </w:r>
+    </w:p>
     <w:bookmarkEnd w:id="41"/>
-    <w:bookmarkStart w:id="42" w:name="medicine-administration-4"/>
+    <w:bookmarkStart w:id="42" w:name="medicine-administration-3"/>
     <w:p>
       <w:pPr>
         <w:pStyle w:val="Heading2"/>
@@ -626,8 +765,16 @@
         <w:t xml:space="preserve">34 Medicine Administration</w:t>
       </w:r>
     </w:p>
+    <w:p>
+      <w:pPr>
+        <w:pStyle w:val="FirstParagraph"/>
+      </w:pPr>
+      <w:r>
+        <w:t xml:space="preserve">It is important to flush the tube with additional water after administering the medicine</w:t>
+      </w:r>
+    </w:p>
     <w:bookmarkEnd w:id="42"/>
-    <w:bookmarkStart w:id="43" w:name="medicine-administration-5"/>
+    <w:bookmarkStart w:id="43" w:name="medicine-administration-4"/>
     <w:p>
       <w:pPr>
         <w:pStyle w:val="Heading2"/>
@@ -636,8 +783,16 @@
         <w:t xml:space="preserve">35 Medicine Administration</w:t>
       </w:r>
     </w:p>
+    <w:p>
+      <w:pPr>
+        <w:pStyle w:val="FirstParagraph"/>
+      </w:pPr>
+      <w:r>
+        <w:t xml:space="preserve">It’s important to administer the medicines separately, and not mix them together</w:t>
+      </w:r>
+    </w:p>
     <w:bookmarkEnd w:id="43"/>
-    <w:bookmarkStart w:id="44" w:name="medicine-administration-6"/>
+    <w:bookmarkStart w:id="44" w:name="medicine-administration-5"/>
     <w:p>
       <w:pPr>
         <w:pStyle w:val="Heading2"/>
@@ -646,41 +801,30 @@
         <w:t xml:space="preserve">36 Medicine Administration</w:t>
       </w:r>
     </w:p>
+    <w:p>
+      <w:pPr>
+        <w:pStyle w:val="FirstParagraph"/>
+      </w:pPr>
+      <w:r>
+        <w:t xml:space="preserve">It is also important to flush the tube between medicines</w:t>
+      </w:r>
+    </w:p>
     <w:bookmarkEnd w:id="44"/>
-    <w:bookmarkStart w:id="45" w:name="section-15"/>
-    <w:p>
-      <w:pPr>
-        <w:pStyle w:val="Heading2"/>
-      </w:pPr>
-      <w:r>
-        <w:t xml:space="preserve">37</w:t>
-      </w:r>
-      <w:r>
-        <w:t xml:space="preserve"> </w:t>
-      </w:r>
-    </w:p>
-    <w:p>
-      <w:pPr>
-        <w:pStyle w:val="FirstParagraph"/>
-      </w:pPr>
-      <w:r>
-        <w:t xml:space="preserve">We hope you have found this video helpful. We have a companion video which describes a feeding jejunostomy.</w:t>
-      </w:r>
-    </w:p>
-    <w:p>
-      <w:pPr>
-        <w:pStyle w:val="BodyText"/>
-      </w:pPr>
-      <w:r>
-        <w:t xml:space="preserve">Please leave a comment if you have topics you would like covered in videos.</w:t>
-      </w:r>
-    </w:p>
-    <w:p>
-      <w:pPr>
-        <w:pStyle w:val="BodyText"/>
-      </w:pPr>
-      <w:r>
-        <w:t xml:space="preserve">Feel free to subscribe to be notified of new videos as we make them.</w:t>
+    <w:bookmarkStart w:id="45" w:name="medicine-administration-6"/>
+    <w:p>
+      <w:pPr>
+        <w:pStyle w:val="Heading2"/>
+      </w:pPr>
+      <w:r>
+        <w:t xml:space="preserve">37 Medicine Administration</w:t>
+      </w:r>
+    </w:p>
+    <w:p>
+      <w:pPr>
+        <w:pStyle w:val="FirstParagraph"/>
+      </w:pPr>
+      <w:r>
+        <w:t xml:space="preserve">Your pharmacist can help by making certain that the medicines you are taking are suitable to be crushed and given through a feeding tube.</w:t>
       </w:r>
     </w:p>
     <w:bookmarkEnd w:id="45"/>
@@ -701,7 +845,7 @@
         <w:pStyle w:val="FirstParagraph"/>
       </w:pPr>
       <w:r>
-        <w:t xml:space="preserve">Our friend Brad has a gastrostomy tube, and we will demonstrate how to administer water or formula</w:t>
+        <w:t xml:space="preserve">We hope you have found this video helpful. We have a companion video which describes a feeding jejunostomy.</w:t>
       </w:r>
     </w:p>
     <w:p>
@@ -709,7 +853,7 @@
         <w:pStyle w:val="BodyText"/>
       </w:pPr>
       <w:r>
-        <w:t xml:space="preserve">Open the cap</w:t>
+        <w:t xml:space="preserve">Please leave a comment if you have topics you would like covered in videos.</w:t>
       </w:r>
     </w:p>
     <w:p>
@@ -717,31 +861,7 @@
         <w:pStyle w:val="BodyText"/>
       </w:pPr>
       <w:r>
-        <w:t xml:space="preserve">Attach the syringe to the tube by twisting it on</w:t>
-      </w:r>
-    </w:p>
-    <w:p>
-      <w:pPr>
-        <w:pStyle w:val="BodyText"/>
-      </w:pPr>
-      <w:r>
-        <w:t xml:space="preserve">Empty the syringe</w:t>
-      </w:r>
-    </w:p>
-    <w:p>
-      <w:pPr>
-        <w:pStyle w:val="BodyText"/>
-      </w:pPr>
-      <w:r>
-        <w:t xml:space="preserve">Remove the syringe by twisting</w:t>
-      </w:r>
-    </w:p>
-    <w:p>
-      <w:pPr>
-        <w:pStyle w:val="BodyText"/>
-      </w:pPr>
-      <w:r>
-        <w:t xml:space="preserve">Close the cap</w:t>
+        <w:t xml:space="preserve">Feel free to subscribe to be notified of new videos as we make them.</w:t>
       </w:r>
     </w:p>
     <w:bookmarkEnd w:id="46"/>
@@ -762,6 +882,67 @@
         <w:pStyle w:val="FirstParagraph"/>
       </w:pPr>
       <w:r>
+        <w:t xml:space="preserve">Our friend Brad has a gastrostomy tube, and we will demonstrate how to administer water or formula</w:t>
+      </w:r>
+    </w:p>
+    <w:p>
+      <w:pPr>
+        <w:pStyle w:val="BodyText"/>
+      </w:pPr>
+      <w:r>
+        <w:t xml:space="preserve">Open the cap</w:t>
+      </w:r>
+    </w:p>
+    <w:p>
+      <w:pPr>
+        <w:pStyle w:val="BodyText"/>
+      </w:pPr>
+      <w:r>
+        <w:t xml:space="preserve">Attach the syringe to the tube by twisting it on</w:t>
+      </w:r>
+    </w:p>
+    <w:p>
+      <w:pPr>
+        <w:pStyle w:val="BodyText"/>
+      </w:pPr>
+      <w:r>
+        <w:t xml:space="preserve">Empty the syringe</w:t>
+      </w:r>
+    </w:p>
+    <w:p>
+      <w:pPr>
+        <w:pStyle w:val="BodyText"/>
+      </w:pPr>
+      <w:r>
+        <w:t xml:space="preserve">Remove the syringe by twisting</w:t>
+      </w:r>
+    </w:p>
+    <w:p>
+      <w:pPr>
+        <w:pStyle w:val="BodyText"/>
+      </w:pPr>
+      <w:r>
+        <w:t xml:space="preserve">Close the cap</w:t>
+      </w:r>
+    </w:p>
+    <w:bookmarkEnd w:id="47"/>
+    <w:bookmarkStart w:id="48" w:name="section-18"/>
+    <w:p>
+      <w:pPr>
+        <w:pStyle w:val="Heading2"/>
+      </w:pPr>
+      <w:r>
+        <w:t xml:space="preserve">40</w:t>
+      </w:r>
+      <w:r>
+        <w:t xml:space="preserve"> </w:t>
+      </w:r>
+    </w:p>
+    <w:p>
+      <w:pPr>
+        <w:pStyle w:val="FirstParagraph"/>
+      </w:pPr>
+      <w:r>
         <w:t xml:space="preserve">To use the funnel method, first remove the plunger from the barrel of the syringe</w:t>
       </w:r>
     </w:p>
@@ -805,7 +986,7 @@
         <w:t xml:space="preserve">Close the cap</w:t>
       </w:r>
     </w:p>
-    <w:bookmarkEnd w:id="47"/>
+    <w:bookmarkEnd w:id="48"/>
     <w:sectPr>
       <w:footnotePr>
         <w:numRestart w:val="eachSect"/>

--- a/keynote_scripts/Gastrostomy_.docx
+++ b/keynote_scripts/Gastrostomy_.docx
@@ -10,7 +10,7 @@
         <w:t xml:space="preserve">Gastrostomy</w:t>
       </w:r>
     </w:p>
-    <w:bookmarkStart w:id="10" w:name="l-1-talking-head"/>
+    <w:bookmarkStart w:id="9" w:name="l-1-talking-head"/>
     <w:p>
       <w:pPr>
         <w:pStyle w:val="Heading2"/>
@@ -19,32 +19,9 @@
         <w:t xml:space="preserve">1 L 1 Talking Head</w:t>
       </w:r>
     </w:p>
-    <w:bookmarkStart w:id="9" w:name="slide-content"/>
-    <w:p>
-      <w:pPr>
-        <w:pStyle w:val="Heading4"/>
-      </w:pPr>
-      <w:r>
-        <w:t xml:space="preserve">Slide content</w:t>
-      </w:r>
-    </w:p>
-    <w:p>
-      <w:pPr>
-        <w:pStyle w:val="FirstParagraph"/>
-      </w:pPr>
-      <w:r>
-        <w:t xml:space="preserve">I’m Dr Jonathan Salo, a GI Cancer Surgeon at the in Charlotte, North Carolina If you’re seeing this video, changes are you or someone close to you has had an encounter with esophageal cancer. These videos are designed to educate you about cancer and its treatment and help you and you cancer care team make the right decisions for you.</w:t>
-      </w:r>
-      <w:r>
-        <w:t xml:space="preserve"> </w:t>
-      </w:r>
-      <w:r>
-        <w:t xml:space="preserve">Of course, there is no substitute for the expert opinions of your cancer care team.</w:t>
-      </w:r>
-    </w:p>
-    <w:p>
-      <w:pPr>
-        <w:pStyle w:val="BodyText"/>
+    <w:p>
+      <w:pPr>
+        <w:pStyle w:val="FirstParagraph"/>
       </w:pPr>
       <w:r>
         <w:t xml:space="preserve">I’m Dr Jonathan Salo, a GI Cancer Surgeon in Charlotte, North Carolina.</w:t>
@@ -83,46 +60,204 @@
       </w:r>
     </w:p>
     <w:bookmarkEnd w:id="9"/>
+    <w:bookmarkStart w:id="10" w:name="gastrostomy-tube"/>
+    <w:p>
+      <w:pPr>
+        <w:pStyle w:val="Heading2"/>
+      </w:pPr>
+      <w:r>
+        <w:t xml:space="preserve">2 Gastrostomy Tube</w:t>
+      </w:r>
+    </w:p>
+    <w:p>
+      <w:pPr>
+        <w:pStyle w:val="FirstParagraph"/>
+      </w:pPr>
+      <w:r>
+        <w:t xml:space="preserve">The topic for this video is a feeding jejunostomy</w:t>
+      </w:r>
+    </w:p>
     <w:bookmarkEnd w:id="10"/>
-    <w:bookmarkStart w:id="11" w:name="gastrostomy-tube"/>
-    <w:p>
-      <w:pPr>
-        <w:pStyle w:val="Heading2"/>
-      </w:pPr>
-      <w:r>
-        <w:t xml:space="preserve">2 Gastrostomy Tube</w:t>
-      </w:r>
-    </w:p>
-    <w:p>
-      <w:pPr>
-        <w:pStyle w:val="FirstParagraph"/>
-      </w:pPr>
-      <w:r>
-        <w:t xml:space="preserve">The topic for this video is a feeding jejunostomy</w:t>
+    <w:bookmarkStart w:id="11" w:name="feeding-tube"/>
+    <w:p>
+      <w:pPr>
+        <w:pStyle w:val="Heading2"/>
+      </w:pPr>
+      <w:r>
+        <w:t xml:space="preserve">3 Feeding Tube</w:t>
+      </w:r>
+    </w:p>
+    <w:p>
+      <w:pPr>
+        <w:pStyle w:val="FirstParagraph"/>
+      </w:pPr>
+      <w:r>
+        <w:t xml:space="preserve">A gastrostomy tube can be used to administer formula</w:t>
       </w:r>
     </w:p>
     <w:bookmarkEnd w:id="11"/>
-    <w:bookmarkStart w:id="13" w:name="feeding-tube"/>
-    <w:p>
-      <w:pPr>
-        <w:pStyle w:val="Heading2"/>
-      </w:pPr>
-      <w:r>
-        <w:t xml:space="preserve">3 Feeding Tube</w:t>
-      </w:r>
-    </w:p>
-    <w:bookmarkStart w:id="12" w:name="slide-content-1"/>
-    <w:p>
-      <w:pPr>
-        <w:pStyle w:val="Heading4"/>
-      </w:pPr>
-      <w:r>
-        <w:t xml:space="preserve">Slide content</w:t>
-      </w:r>
-    </w:p>
-    <w:p>
-      <w:pPr>
-        <w:pStyle w:val="FirstParagraph"/>
+    <w:bookmarkStart w:id="12" w:name="feeding-tube-1"/>
+    <w:p>
+      <w:pPr>
+        <w:pStyle w:val="Heading2"/>
+      </w:pPr>
+      <w:r>
+        <w:t xml:space="preserve">4 Feeding Tube</w:t>
+      </w:r>
+    </w:p>
+    <w:p>
+      <w:pPr>
+        <w:pStyle w:val="FirstParagraph"/>
+      </w:pPr>
+      <w:r>
+        <w:t xml:space="preserve">Water</w:t>
+      </w:r>
+    </w:p>
+    <w:bookmarkEnd w:id="12"/>
+    <w:bookmarkStart w:id="13" w:name="feeding-tube-2"/>
+    <w:p>
+      <w:pPr>
+        <w:pStyle w:val="Heading2"/>
+      </w:pPr>
+      <w:r>
+        <w:t xml:space="preserve">5 Feeding Tube</w:t>
+      </w:r>
+    </w:p>
+    <w:p>
+      <w:pPr>
+        <w:pStyle w:val="FirstParagraph"/>
+      </w:pPr>
+      <w:r>
+        <w:t xml:space="preserve">And medicines</w:t>
+      </w:r>
+    </w:p>
+    <w:bookmarkEnd w:id="13"/>
+    <w:bookmarkStart w:id="14" w:name="feeding-tube-3"/>
+    <w:p>
+      <w:pPr>
+        <w:pStyle w:val="Heading2"/>
+      </w:pPr>
+      <w:r>
+        <w:t xml:space="preserve">6 Feeding Tube</w:t>
+      </w:r>
+    </w:p>
+    <w:p>
+      <w:pPr>
+        <w:pStyle w:val="FirstParagraph"/>
+      </w:pPr>
+      <w:r>
+        <w:t xml:space="preserve">In most cases, a feeding tube will not interfere with eating or drinking by mouth</w:t>
+      </w:r>
+    </w:p>
+    <w:bookmarkEnd w:id="14"/>
+    <w:bookmarkStart w:id="15" w:name="feeding-tube-4"/>
+    <w:p>
+      <w:pPr>
+        <w:pStyle w:val="Heading2"/>
+      </w:pPr>
+      <w:r>
+        <w:t xml:space="preserve">7 Feeding Tube</w:t>
+      </w:r>
+    </w:p>
+    <w:p>
+      <w:pPr>
+        <w:pStyle w:val="FirstParagraph"/>
+      </w:pPr>
+      <w:r>
+        <w:t xml:space="preserve">And you can continue with regular activities such as exercise and showering.</w:t>
+      </w:r>
+    </w:p>
+    <w:bookmarkEnd w:id="15"/>
+    <w:bookmarkStart w:id="16" w:name="slide-8"/>
+    <w:p>
+      <w:pPr>
+        <w:pStyle w:val="Heading2"/>
+      </w:pPr>
+      <w:r>
+        <w:t xml:space="preserve">8 Slide 8</w:t>
+      </w:r>
+    </w:p>
+    <w:p>
+      <w:pPr>
+        <w:pStyle w:val="FirstParagraph"/>
+      </w:pPr>
+      <w:r>
+        <w:t xml:space="preserve">There are two different type of feeding tubes:</w:t>
+      </w:r>
+    </w:p>
+    <w:p>
+      <w:pPr>
+        <w:pStyle w:val="BodyText"/>
+      </w:pPr>
+      <w:r>
+        <w:t xml:space="preserve">A Gastrostomy tube is placed into the stomach. Feeding can be done with a syringe</w:t>
+      </w:r>
+    </w:p>
+    <w:p>
+      <w:pPr>
+        <w:pStyle w:val="BodyText"/>
+      </w:pPr>
+      <w:r>
+        <w:t xml:space="preserve">A Jejunostomy tube is placed into the small intestine called the jejunum. Feeding require a pump</w:t>
+      </w:r>
+    </w:p>
+    <w:bookmarkEnd w:id="16"/>
+    <w:bookmarkStart w:id="17" w:name="slide-9"/>
+    <w:p>
+      <w:pPr>
+        <w:pStyle w:val="Heading2"/>
+      </w:pPr>
+      <w:r>
+        <w:t xml:space="preserve">9 Slide 9</w:t>
+      </w:r>
+    </w:p>
+    <w:p>
+      <w:pPr>
+        <w:pStyle w:val="FirstParagraph"/>
+      </w:pPr>
+      <w:r>
+        <w:t xml:space="preserve">The topic of this video is a gastrostomy tube, which is placed into the stomach</w:t>
+      </w:r>
+    </w:p>
+    <w:bookmarkEnd w:id="17"/>
+    <w:bookmarkStart w:id="18" w:name="slide-10"/>
+    <w:p>
+      <w:pPr>
+        <w:pStyle w:val="Heading2"/>
+      </w:pPr>
+      <w:r>
+        <w:t xml:space="preserve">10 Slide 10</w:t>
+      </w:r>
+    </w:p>
+    <w:p>
+      <w:pPr>
+        <w:pStyle w:val="FirstParagraph"/>
+      </w:pPr>
+      <w:r>
+        <w:t xml:space="preserve">Here’s what a tube may look like</w:t>
+      </w:r>
+    </w:p>
+    <w:bookmarkEnd w:id="18"/>
+    <w:bookmarkStart w:id="19" w:name="gastrostomy-tube-1"/>
+    <w:p>
+      <w:pPr>
+        <w:pStyle w:val="Heading2"/>
+      </w:pPr>
+      <w:r>
+        <w:t xml:space="preserve">11 Gastrostomy Tube</w:t>
+      </w:r>
+    </w:p>
+    <w:p>
+      <w:pPr>
+        <w:pStyle w:val="FirstParagraph"/>
+      </w:pPr>
+      <w:r>
+        <w:t xml:space="preserve">A gastrostomy tube can be used to administer</w:t>
+      </w:r>
+    </w:p>
+    <w:p>
+      <w:pPr>
+        <w:pStyle w:val="BodyText"/>
       </w:pPr>
       <w:r>
         <w:t xml:space="preserve">Formula</w:t>
@@ -133,41 +268,75 @@
         <w:pStyle w:val="BodyText"/>
       </w:pPr>
       <w:r>
-        <w:t xml:space="preserve">A gastrostomy tube can be used to administer formula</w:t>
-      </w:r>
-    </w:p>
-    <w:bookmarkEnd w:id="12"/>
-    <w:bookmarkEnd w:id="13"/>
-    <w:bookmarkStart w:id="15" w:name="feeding-tube-1"/>
-    <w:p>
-      <w:pPr>
-        <w:pStyle w:val="Heading2"/>
-      </w:pPr>
-      <w:r>
-        <w:t xml:space="preserve">4 Feeding Tube</w:t>
-      </w:r>
-    </w:p>
-    <w:bookmarkStart w:id="14" w:name="slide-content-2"/>
-    <w:p>
-      <w:pPr>
-        <w:pStyle w:val="Heading4"/>
-      </w:pPr>
-      <w:r>
-        <w:t xml:space="preserve">Slide content</w:t>
-      </w:r>
-    </w:p>
-    <w:p>
-      <w:pPr>
-        <w:pStyle w:val="FirstParagraph"/>
-      </w:pPr>
-      <w:r>
-        <w:t xml:space="preserve">Formula</w:t>
+        <w:t xml:space="preserve">Water</w:t>
+      </w:r>
+    </w:p>
+    <w:p>
+      <w:pPr>
+        <w:pStyle w:val="BodyText"/>
+      </w:pPr>
+      <w:r>
+        <w:t xml:space="preserve">And Medicines</w:t>
+      </w:r>
+    </w:p>
+    <w:bookmarkEnd w:id="19"/>
+    <w:bookmarkStart w:id="20" w:name="slide-12"/>
+    <w:p>
+      <w:pPr>
+        <w:pStyle w:val="Heading2"/>
+      </w:pPr>
+      <w:r>
+        <w:t xml:space="preserve">12 Slide 12</w:t>
+      </w:r>
+    </w:p>
+    <w:p>
+      <w:pPr>
+        <w:pStyle w:val="FirstParagraph"/>
+      </w:pPr>
+      <w:r>
+        <w:t xml:space="preserve">Here are some examples of the formula which might be used with your feeding tube.</w:t>
       </w:r>
       <w:r>
         <w:t xml:space="preserve"> </w:t>
       </w:r>
       <w:r>
-        <w:t xml:space="preserve">Water</w:t>
+        <w:t xml:space="preserve">It is specially designed to provide protein, carbohydrates, fats, and vitamins and minerals</w:t>
+      </w:r>
+    </w:p>
+    <w:bookmarkEnd w:id="20"/>
+    <w:bookmarkStart w:id="21" w:name="how-much-formula-do-i-need"/>
+    <w:p>
+      <w:pPr>
+        <w:pStyle w:val="Heading2"/>
+      </w:pPr>
+      <w:r>
+        <w:t xml:space="preserve">13 How Much Formula Do I Need?</w:t>
+      </w:r>
+    </w:p>
+    <w:p>
+      <w:pPr>
+        <w:pStyle w:val="FirstParagraph"/>
+      </w:pPr>
+      <w:r>
+        <w:t xml:space="preserve">An important question is “How much formula do I need?”</w:t>
+      </w:r>
+    </w:p>
+    <w:bookmarkEnd w:id="21"/>
+    <w:bookmarkStart w:id="22" w:name="slide-14"/>
+    <w:p>
+      <w:pPr>
+        <w:pStyle w:val="Heading2"/>
+      </w:pPr>
+      <w:r>
+        <w:t xml:space="preserve">14 Slide 14</w:t>
+      </w:r>
+    </w:p>
+    <w:p>
+      <w:pPr>
+        <w:pStyle w:val="FirstParagraph"/>
+      </w:pPr>
+      <w:r>
+        <w:t xml:space="preserve">Your dietitian will calculate your needs, but this can be between 4 and 6 cartons per day.</w:t>
       </w:r>
     </w:p>
     <w:p>
@@ -175,47 +344,243 @@
         <w:pStyle w:val="BodyText"/>
       </w:pPr>
       <w:r>
-        <w:t xml:space="preserve">Water</w:t>
-      </w:r>
-    </w:p>
-    <w:bookmarkEnd w:id="14"/>
-    <w:bookmarkEnd w:id="15"/>
-    <w:bookmarkStart w:id="17" w:name="feeding-tube-2"/>
-    <w:p>
-      <w:pPr>
-        <w:pStyle w:val="Heading2"/>
-      </w:pPr>
-      <w:r>
-        <w:t xml:space="preserve">5 Feeding Tube</w:t>
-      </w:r>
-    </w:p>
-    <w:bookmarkStart w:id="16" w:name="slide-content-3"/>
-    <w:p>
-      <w:pPr>
-        <w:pStyle w:val="Heading4"/>
-      </w:pPr>
-      <w:r>
-        <w:t xml:space="preserve">Slide content</w:t>
-      </w:r>
-    </w:p>
-    <w:p>
-      <w:pPr>
-        <w:pStyle w:val="FirstParagraph"/>
-      </w:pPr>
-      <w:r>
-        <w:t xml:space="preserve">Formula</w:t>
+        <w:t xml:space="preserve">Your dietitian will also recommend how much water you will need each day.</w:t>
+      </w:r>
+    </w:p>
+    <w:bookmarkEnd w:id="22"/>
+    <w:bookmarkStart w:id="23" w:name="bolus-feeding"/>
+    <w:p>
+      <w:pPr>
+        <w:pStyle w:val="Heading2"/>
+      </w:pPr>
+      <w:r>
+        <w:t xml:space="preserve">15 Bolus Feeding</w:t>
+      </w:r>
+    </w:p>
+    <w:p>
+      <w:pPr>
+        <w:pStyle w:val="FirstParagraph"/>
+      </w:pPr>
+      <w:r>
+        <w:t xml:space="preserve">To use a gastrostomy tube, you will administer a volume or “bolus” of formula into the stomach several times per day. Each feeding is typically 8 to 12 ounces of formula, which usually translates to 1 or 1 1/2 cartons. Typically 3 or 4 feedings are done per day.</w:t>
       </w:r>
       <w:r>
         <w:t xml:space="preserve"> </w:t>
       </w:r>
       <w:r>
-        <w:t xml:space="preserve">Water</w:t>
+        <w:t xml:space="preserve">Again, your dietitian will work with you to determine the best schedule for feeding</w:t>
+      </w:r>
+    </w:p>
+    <w:bookmarkEnd w:id="23"/>
+    <w:bookmarkStart w:id="24" w:name="administer-formula-water"/>
+    <w:p>
+      <w:pPr>
+        <w:pStyle w:val="Heading2"/>
+      </w:pPr>
+      <w:r>
+        <w:t xml:space="preserve">16 Administer Formula + Water</w:t>
+      </w:r>
+    </w:p>
+    <w:p>
+      <w:pPr>
+        <w:pStyle w:val="FirstParagraph"/>
+      </w:pPr>
+      <w:r>
+        <w:t xml:space="preserve">The easiest way to administer formula or water is through the gravity technique.</w:t>
+      </w:r>
+    </w:p>
+    <w:bookmarkEnd w:id="24"/>
+    <w:bookmarkStart w:id="25" w:name="slide-17"/>
+    <w:p>
+      <w:pPr>
+        <w:pStyle w:val="Heading2"/>
+      </w:pPr>
+      <w:r>
+        <w:t xml:space="preserve">17 Slide 17</w:t>
+      </w:r>
+    </w:p>
+    <w:p>
+      <w:pPr>
+        <w:pStyle w:val="FirstParagraph"/>
+      </w:pPr>
+      <w:r>
+        <w:t xml:space="preserve">This is an EnFit feeding tube syringe with a special spiral fitting at the end</w:t>
+      </w:r>
+    </w:p>
+    <w:bookmarkEnd w:id="25"/>
+    <w:bookmarkStart w:id="26" w:name="slide-18"/>
+    <w:p>
+      <w:pPr>
+        <w:pStyle w:val="Heading2"/>
+      </w:pPr>
+      <w:r>
+        <w:t xml:space="preserve">18 Slide 18</w:t>
+      </w:r>
+    </w:p>
+    <w:p>
+      <w:pPr>
+        <w:pStyle w:val="FirstParagraph"/>
+      </w:pPr>
+      <w:r>
+        <w:t xml:space="preserve">The plunger is removed from the syringe, leaving the barrel of the syringe which can be used a a funnel for gravity feeding.</w:t>
+      </w:r>
+    </w:p>
+    <w:bookmarkEnd w:id="26"/>
+    <w:bookmarkStart w:id="27" w:name="slide-19"/>
+    <w:p>
+      <w:pPr>
+        <w:pStyle w:val="Heading2"/>
+      </w:pPr>
+      <w:r>
+        <w:t xml:space="preserve">19 Slide 19</w:t>
+      </w:r>
+    </w:p>
+    <w:p>
+      <w:pPr>
+        <w:pStyle w:val="FirstParagraph"/>
+      </w:pPr>
+      <w:r>
+        <w:t xml:space="preserve">The syringe barrel is connected to the feeding tube</w:t>
+      </w:r>
+    </w:p>
+    <w:bookmarkEnd w:id="27"/>
+    <w:bookmarkStart w:id="28" w:name="slide-20"/>
+    <w:p>
+      <w:pPr>
+        <w:pStyle w:val="Heading2"/>
+      </w:pPr>
+      <w:r>
+        <w:t xml:space="preserve">20 Slide 20</w:t>
+      </w:r>
+    </w:p>
+    <w:p>
+      <w:pPr>
+        <w:pStyle w:val="FirstParagraph"/>
+      </w:pPr>
+      <w:r>
+        <w:t xml:space="preserve">Water or formula can then be poured into the barrel of the syringe like a funnel. The liquid enters through stomach through gravity.</w:t>
+      </w:r>
+    </w:p>
+    <w:p>
+      <w:pPr>
+        <w:pStyle w:val="BodyText"/>
+      </w:pPr>
+      <w:r>
+        <w:t xml:space="preserve">It’s best to avoid cold formula or water, to avoid cramping.</w:t>
+      </w:r>
+    </w:p>
+    <w:bookmarkEnd w:id="28"/>
+    <w:bookmarkStart w:id="29" w:name="unused-formula"/>
+    <w:p>
+      <w:pPr>
+        <w:pStyle w:val="Heading2"/>
+      </w:pPr>
+      <w:r>
+        <w:t xml:space="preserve">21 Unused Formula</w:t>
+      </w:r>
+    </w:p>
+    <w:p>
+      <w:pPr>
+        <w:pStyle w:val="FirstParagraph"/>
+      </w:pPr>
+      <w:r>
+        <w:t xml:space="preserve">If you don’t use up an entire carton of formula during a feeding session, you can store the remainder in the refrigerator for no more than 24 hours. If you don’t use formula within 24 hours, it should be discarded.</w:t>
       </w:r>
       <w:r>
         <w:t xml:space="preserve"> </w:t>
       </w:r>
       <w:r>
-        <w:t xml:space="preserve">Medicines</w:t>
+        <w:t xml:space="preserve">If you do use formula from the refrigerator, make sure to warm it up by letting it set at room temperature for 30minutes before using.</w:t>
+      </w:r>
+    </w:p>
+    <w:bookmarkEnd w:id="29"/>
+    <w:bookmarkStart w:id="30" w:name="administer-formula-water-1"/>
+    <w:p>
+      <w:pPr>
+        <w:pStyle w:val="Heading2"/>
+      </w:pPr>
+      <w:r>
+        <w:t xml:space="preserve">22 Administer Formula + Water</w:t>
+      </w:r>
+    </w:p>
+    <w:p>
+      <w:pPr>
+        <w:pStyle w:val="FirstParagraph"/>
+      </w:pPr>
+      <w:r>
+        <w:t xml:space="preserve">If the flow of formula or water is too slow with the gravity method, it is possible to administer formula or water with a syringe and plunger</w:t>
+      </w:r>
+    </w:p>
+    <w:bookmarkEnd w:id="30"/>
+    <w:bookmarkStart w:id="31" w:name="slide-23"/>
+    <w:p>
+      <w:pPr>
+        <w:pStyle w:val="Heading2"/>
+      </w:pPr>
+      <w:r>
+        <w:t xml:space="preserve">23 Slide 23</w:t>
+      </w:r>
+    </w:p>
+    <w:p>
+      <w:pPr>
+        <w:pStyle w:val="FirstParagraph"/>
+      </w:pPr>
+      <w:r>
+        <w:t xml:space="preserve">A syringe with plunger is connected to the gastrostomy tube, and slowly injected</w:t>
+      </w:r>
+    </w:p>
+    <w:bookmarkEnd w:id="31"/>
+    <w:bookmarkStart w:id="32" w:name="slide-24"/>
+    <w:p>
+      <w:pPr>
+        <w:pStyle w:val="Heading2"/>
+      </w:pPr>
+      <w:r>
+        <w:t xml:space="preserve">24 Slide 24</w:t>
+      </w:r>
+    </w:p>
+    <w:p>
+      <w:pPr>
+        <w:pStyle w:val="FirstParagraph"/>
+      </w:pPr>
+      <w:r>
+        <w:t xml:space="preserve">Again, it’s important to avoid cold formula or water and it’s important to inject slowly</w:t>
+      </w:r>
+    </w:p>
+    <w:bookmarkEnd w:id="32"/>
+    <w:bookmarkStart w:id="33" w:name="administer-medicines"/>
+    <w:p>
+      <w:pPr>
+        <w:pStyle w:val="Heading2"/>
+      </w:pPr>
+      <w:r>
+        <w:t xml:space="preserve">25 Administer Medicines</w:t>
+      </w:r>
+    </w:p>
+    <w:p>
+      <w:pPr>
+        <w:pStyle w:val="FirstParagraph"/>
+      </w:pPr>
+      <w:r>
+        <w:t xml:space="preserve">Medicines can be administered through a gastrostomy tube if they can’t be taken by mouth. We have a separate video which describes giving medicines through a feeding tube.</w:t>
+      </w:r>
+    </w:p>
+    <w:bookmarkEnd w:id="33"/>
+    <w:bookmarkStart w:id="34" w:name="slide-26"/>
+    <w:p>
+      <w:pPr>
+        <w:pStyle w:val="Heading2"/>
+      </w:pPr>
+      <w:r>
+        <w:t xml:space="preserve">26 Slide 26</w:t>
+      </w:r>
+    </w:p>
+    <w:p>
+      <w:pPr>
+        <w:pStyle w:val="FirstParagraph"/>
+      </w:pPr>
+      <w:r>
+        <w:t xml:space="preserve">We hope you have found this video helpful. We have a companion video which describes a feeding jejunostomy.</w:t>
       </w:r>
     </w:p>
     <w:p>
@@ -223,35 +588,7 @@
         <w:pStyle w:val="BodyText"/>
       </w:pPr>
       <w:r>
-        <w:t xml:space="preserve">And medicines</w:t>
-      </w:r>
-    </w:p>
-    <w:bookmarkEnd w:id="16"/>
-    <w:bookmarkEnd w:id="17"/>
-    <w:bookmarkStart w:id="19" w:name="feeding-tube-3"/>
-    <w:p>
-      <w:pPr>
-        <w:pStyle w:val="Heading2"/>
-      </w:pPr>
-      <w:r>
-        <w:t xml:space="preserve">6 Feeding Tube</w:t>
-      </w:r>
-    </w:p>
-    <w:bookmarkStart w:id="18" w:name="slide-content-4"/>
-    <w:p>
-      <w:pPr>
-        <w:pStyle w:val="Heading4"/>
-      </w:pPr>
-      <w:r>
-        <w:t xml:space="preserve">Slide content</w:t>
-      </w:r>
-    </w:p>
-    <w:p>
-      <w:pPr>
-        <w:pStyle w:val="FirstParagraph"/>
-      </w:pPr>
-      <w:r>
-        <w:t xml:space="preserve">Does not interfere with eating and drinking</w:t>
+        <w:t xml:space="preserve">Please leave a comment if you have topics you would like covered in videos.</w:t>
       </w:r>
     </w:p>
     <w:p>
@@ -259,41 +596,25 @@
         <w:pStyle w:val="BodyText"/>
       </w:pPr>
       <w:r>
-        <w:t xml:space="preserve">In most cases, a feeding tube will not interfere with eating or drinking by mouth</w:t>
-      </w:r>
-    </w:p>
-    <w:bookmarkEnd w:id="18"/>
-    <w:bookmarkEnd w:id="19"/>
-    <w:bookmarkStart w:id="21" w:name="feeding-tube-4"/>
-    <w:p>
-      <w:pPr>
-        <w:pStyle w:val="Heading2"/>
-      </w:pPr>
-      <w:r>
-        <w:t xml:space="preserve">7 Feeding Tube</w:t>
-      </w:r>
-    </w:p>
-    <w:bookmarkStart w:id="20" w:name="slide-content-5"/>
-    <w:p>
-      <w:pPr>
-        <w:pStyle w:val="Heading4"/>
-      </w:pPr>
-      <w:r>
-        <w:t xml:space="preserve">Slide content</w:t>
-      </w:r>
-    </w:p>
-    <w:p>
-      <w:pPr>
-        <w:pStyle w:val="FirstParagraph"/>
-      </w:pPr>
-      <w:r>
-        <w:t xml:space="preserve">Does not interfere with eating and drinking</w:t>
-      </w:r>
-      <w:r>
-        <w:t xml:space="preserve"> </w:t>
-      </w:r>
-      <w:r>
-        <w:t xml:space="preserve">Continue regular activities (exercise, showering)</w:t>
+        <w:t xml:space="preserve">Feel free to subscribe to be notified of new videos as we make them.</w:t>
+      </w:r>
+    </w:p>
+    <w:bookmarkEnd w:id="34"/>
+    <w:bookmarkStart w:id="35" w:name="slide-27"/>
+    <w:p>
+      <w:pPr>
+        <w:pStyle w:val="Heading2"/>
+      </w:pPr>
+      <w:r>
+        <w:t xml:space="preserve">27 Slide 27</w:t>
+      </w:r>
+    </w:p>
+    <w:p>
+      <w:pPr>
+        <w:pStyle w:val="FirstParagraph"/>
+      </w:pPr>
+      <w:r>
+        <w:t xml:space="preserve">Our friend Brad has a gastrostomy tube, and we will demonstrate how to administer water or formula</w:t>
       </w:r>
     </w:p>
     <w:p>
@@ -301,26 +622,7 @@
         <w:pStyle w:val="BodyText"/>
       </w:pPr>
       <w:r>
-        <w:t xml:space="preserve">And you can continue with regular activities such as exercise and showering.</w:t>
-      </w:r>
-    </w:p>
-    <w:bookmarkEnd w:id="20"/>
-    <w:bookmarkEnd w:id="21"/>
-    <w:bookmarkStart w:id="22" w:name="slide-8"/>
-    <w:p>
-      <w:pPr>
-        <w:pStyle w:val="Heading2"/>
-      </w:pPr>
-      <w:r>
-        <w:t xml:space="preserve">8 Slide 8</w:t>
-      </w:r>
-    </w:p>
-    <w:p>
-      <w:pPr>
-        <w:pStyle w:val="FirstParagraph"/>
-      </w:pPr>
-      <w:r>
-        <w:t xml:space="preserve">There are two different type of feeding tubes:</w:t>
+        <w:t xml:space="preserve">Open the cap</w:t>
       </w:r>
     </w:p>
     <w:p>
@@ -328,7 +630,7 @@
         <w:pStyle w:val="BodyText"/>
       </w:pPr>
       <w:r>
-        <w:t xml:space="preserve">A Gastrostomy tube is placed into the stomach. Feeding can be done with a syringe</w:t>
+        <w:t xml:space="preserve">Attach the syringe to the tube by twisting it on</w:t>
       </w:r>
     </w:p>
     <w:p>
@@ -336,82 +638,7 @@
         <w:pStyle w:val="BodyText"/>
       </w:pPr>
       <w:r>
-        <w:t xml:space="preserve">A Jejunostomy tube is placed into the small intestine called the jejunum. Feeding require a pump</w:t>
-      </w:r>
-    </w:p>
-    <w:bookmarkEnd w:id="22"/>
-    <w:bookmarkStart w:id="23" w:name="slide-9"/>
-    <w:p>
-      <w:pPr>
-        <w:pStyle w:val="Heading2"/>
-      </w:pPr>
-      <w:r>
-        <w:t xml:space="preserve">9 Slide 9</w:t>
-      </w:r>
-    </w:p>
-    <w:p>
-      <w:pPr>
-        <w:pStyle w:val="FirstParagraph"/>
-      </w:pPr>
-      <w:r>
-        <w:t xml:space="preserve">The topic of this video is a gastrostomy tube, which is placed into the stomach</w:t>
-      </w:r>
-    </w:p>
-    <w:bookmarkEnd w:id="23"/>
-    <w:bookmarkStart w:id="24" w:name="slide-10"/>
-    <w:p>
-      <w:pPr>
-        <w:pStyle w:val="Heading2"/>
-      </w:pPr>
-      <w:r>
-        <w:t xml:space="preserve">10 Slide 10</w:t>
-      </w:r>
-    </w:p>
-    <w:p>
-      <w:pPr>
-        <w:pStyle w:val="FirstParagraph"/>
-      </w:pPr>
-      <w:r>
-        <w:t xml:space="preserve">Here’s what a tube may look like</w:t>
-      </w:r>
-    </w:p>
-    <w:bookmarkEnd w:id="24"/>
-    <w:bookmarkStart w:id="26" w:name="gastrostomy-tube-1"/>
-    <w:p>
-      <w:pPr>
-        <w:pStyle w:val="Heading2"/>
-      </w:pPr>
-      <w:r>
-        <w:t xml:space="preserve">11 Gastrostomy Tube</w:t>
-      </w:r>
-    </w:p>
-    <w:bookmarkStart w:id="25" w:name="slide-content-6"/>
-    <w:p>
-      <w:pPr>
-        <w:pStyle w:val="Heading4"/>
-      </w:pPr>
-      <w:r>
-        <w:t xml:space="preserve">Slide content</w:t>
-      </w:r>
-    </w:p>
-    <w:p>
-      <w:pPr>
-        <w:pStyle w:val="FirstParagraph"/>
-      </w:pPr>
-      <w:r>
-        <w:t xml:space="preserve">Formula</w:t>
-      </w:r>
-      <w:r>
-        <w:t xml:space="preserve"> </w:t>
-      </w:r>
-      <w:r>
-        <w:t xml:space="preserve">Water</w:t>
-      </w:r>
-      <w:r>
-        <w:t xml:space="preserve"> </w:t>
-      </w:r>
-      <w:r>
-        <w:t xml:space="preserve">Medicines</w:t>
+        <w:t xml:space="preserve">Empty the syringe</w:t>
       </w:r>
     </w:p>
     <w:p>
@@ -419,7 +646,7 @@
         <w:pStyle w:val="BodyText"/>
       </w:pPr>
       <w:r>
-        <w:t xml:space="preserve">A gastrostomy tube can be used to administer</w:t>
+        <w:t xml:space="preserve">Remove the syringe by twisting</w:t>
       </w:r>
     </w:p>
     <w:p>
@@ -427,7 +654,25 @@
         <w:pStyle w:val="BodyText"/>
       </w:pPr>
       <w:r>
-        <w:t xml:space="preserve">Formula</w:t>
+        <w:t xml:space="preserve">Close the cap</w:t>
+      </w:r>
+    </w:p>
+    <w:bookmarkEnd w:id="35"/>
+    <w:bookmarkStart w:id="36" w:name="slide-28"/>
+    <w:p>
+      <w:pPr>
+        <w:pStyle w:val="Heading2"/>
+      </w:pPr>
+      <w:r>
+        <w:t xml:space="preserve">28 Slide 28</w:t>
+      </w:r>
+    </w:p>
+    <w:p>
+      <w:pPr>
+        <w:pStyle w:val="FirstParagraph"/>
+      </w:pPr>
+      <w:r>
+        <w:t xml:space="preserve">To use the funnel method, first remove the plunger from the barrel of the syringe</w:t>
       </w:r>
     </w:p>
     <w:p>
@@ -435,7 +680,7 @@
         <w:pStyle w:val="BodyText"/>
       </w:pPr>
       <w:r>
-        <w:t xml:space="preserve">Water</w:t>
+        <w:t xml:space="preserve">Open the cap</w:t>
       </w:r>
     </w:p>
     <w:p>
@@ -443,68 +688,7 @@
         <w:pStyle w:val="BodyText"/>
       </w:pPr>
       <w:r>
-        <w:t xml:space="preserve">And Medicines</w:t>
-      </w:r>
-    </w:p>
-    <w:bookmarkEnd w:id="25"/>
-    <w:bookmarkEnd w:id="26"/>
-    <w:bookmarkStart w:id="27" w:name="slide-12"/>
-    <w:p>
-      <w:pPr>
-        <w:pStyle w:val="Heading2"/>
-      </w:pPr>
-      <w:r>
-        <w:t xml:space="preserve">12 Slide 12</w:t>
-      </w:r>
-    </w:p>
-    <w:p>
-      <w:pPr>
-        <w:pStyle w:val="FirstParagraph"/>
-      </w:pPr>
-      <w:r>
-        <w:t xml:space="preserve">Here are some examples of the formula which might be used with your feeding tube.</w:t>
-      </w:r>
-      <w:r>
-        <w:t xml:space="preserve"> </w:t>
-      </w:r>
-      <w:r>
-        <w:t xml:space="preserve">It is specially designed to provide protein, carbohydrates, fats, and vitamins and minerals</w:t>
-      </w:r>
-    </w:p>
-    <w:bookmarkEnd w:id="27"/>
-    <w:bookmarkStart w:id="28" w:name="how-much-formula-do-i-need"/>
-    <w:p>
-      <w:pPr>
-        <w:pStyle w:val="Heading2"/>
-      </w:pPr>
-      <w:r>
-        <w:t xml:space="preserve">13 How Much Formula Do I Need?</w:t>
-      </w:r>
-    </w:p>
-    <w:p>
-      <w:pPr>
-        <w:pStyle w:val="FirstParagraph"/>
-      </w:pPr>
-      <w:r>
-        <w:t xml:space="preserve">An important question is “How much formula do I need?”</w:t>
-      </w:r>
-    </w:p>
-    <w:bookmarkEnd w:id="28"/>
-    <w:bookmarkStart w:id="29" w:name="slide-14"/>
-    <w:p>
-      <w:pPr>
-        <w:pStyle w:val="Heading2"/>
-      </w:pPr>
-      <w:r>
-        <w:t xml:space="preserve">14 Slide 14</w:t>
-      </w:r>
-    </w:p>
-    <w:p>
-      <w:pPr>
-        <w:pStyle w:val="FirstParagraph"/>
-      </w:pPr>
-      <w:r>
-        <w:t xml:space="preserve">Your dietitian will calculate your needs, but this can be between 4 and 6 cartons per day.</w:t>
+        <w:t xml:space="preserve">Attach the syringe to the tube by twisting it on</w:t>
       </w:r>
     </w:p>
     <w:p>
@@ -512,40 +696,7 @@
         <w:pStyle w:val="BodyText"/>
       </w:pPr>
       <w:r>
-        <w:t xml:space="preserve">Your dietitian will also recommend how much water you will need each day.</w:t>
-      </w:r>
-    </w:p>
-    <w:bookmarkEnd w:id="29"/>
-    <w:bookmarkStart w:id="31" w:name="bolus-feeding"/>
-    <w:p>
-      <w:pPr>
-        <w:pStyle w:val="Heading2"/>
-      </w:pPr>
-      <w:r>
-        <w:t xml:space="preserve">15 Bolus Feeding</w:t>
-      </w:r>
-    </w:p>
-    <w:bookmarkStart w:id="30" w:name="slide-content-7"/>
-    <w:p>
-      <w:pPr>
-        <w:pStyle w:val="Heading4"/>
-      </w:pPr>
-      <w:r>
-        <w:t xml:space="preserve">Slide content</w:t>
-      </w:r>
-    </w:p>
-    <w:p>
-      <w:pPr>
-        <w:pStyle w:val="FirstParagraph"/>
-      </w:pPr>
-      <w:r>
-        <w:t xml:space="preserve">8-12 ounces of formula at each feeding</w:t>
-      </w:r>
-      <w:r>
-        <w:t xml:space="preserve"> </w:t>
-      </w:r>
-      <w:r>
-        <w:t xml:space="preserve">Typically 3 or 4 feedings per day</w:t>
+        <w:t xml:space="preserve">The water or formula is simply poured into the syringe barrel and gravity will take it into the stomach</w:t>
       </w:r>
     </w:p>
     <w:p>
@@ -553,41 +704,7 @@
         <w:pStyle w:val="BodyText"/>
       </w:pPr>
       <w:r>
-        <w:t xml:space="preserve">To use a gastrostomy tube, you will administer a volume or “bolus” of formula into the stomach several times per day. Each feeding is typically 8 to 12 ounces of formula, which usually translates to 1 or 1 1/2 cartons. Typically 3 or 4 feedings are done per day.</w:t>
-      </w:r>
-      <w:r>
-        <w:t xml:space="preserve"> </w:t>
-      </w:r>
-      <w:r>
-        <w:t xml:space="preserve">Again, your dietitian will work with you to determine the best schedule for feeding</w:t>
-      </w:r>
-    </w:p>
-    <w:bookmarkEnd w:id="30"/>
-    <w:bookmarkEnd w:id="31"/>
-    <w:bookmarkStart w:id="33" w:name="administer-formula-water"/>
-    <w:p>
-      <w:pPr>
-        <w:pStyle w:val="Heading2"/>
-      </w:pPr>
-      <w:r>
-        <w:t xml:space="preserve">16 Administer Formula + Water</w:t>
-      </w:r>
-    </w:p>
-    <w:bookmarkStart w:id="32" w:name="slide-content-8"/>
-    <w:p>
-      <w:pPr>
-        <w:pStyle w:val="Heading4"/>
-      </w:pPr>
-      <w:r>
-        <w:t xml:space="preserve">Slide content</w:t>
-      </w:r>
-    </w:p>
-    <w:p>
-      <w:pPr>
-        <w:pStyle w:val="FirstParagraph"/>
-      </w:pPr>
-      <w:r>
-        <w:t xml:space="preserve">Gravity Technique</w:t>
+        <w:t xml:space="preserve">Remove the syringe by twisting</w:t>
       </w:r>
     </w:p>
     <w:p>
@@ -595,389 +712,10 @@
         <w:pStyle w:val="BodyText"/>
       </w:pPr>
       <w:r>
-        <w:t xml:space="preserve">The easiest way to administer formula or water is through the gravity technique.</w:t>
-      </w:r>
-    </w:p>
-    <w:bookmarkEnd w:id="32"/>
-    <w:bookmarkEnd w:id="33"/>
-    <w:bookmarkStart w:id="34" w:name="slide-17"/>
-    <w:p>
-      <w:pPr>
-        <w:pStyle w:val="Heading2"/>
-      </w:pPr>
-      <w:r>
-        <w:t xml:space="preserve">17 Slide 17</w:t>
-      </w:r>
-    </w:p>
-    <w:p>
-      <w:pPr>
-        <w:pStyle w:val="FirstParagraph"/>
-      </w:pPr>
-      <w:r>
-        <w:t xml:space="preserve">This is an EnFit feeding tube syringe with a special spiral fitting at the end</w:t>
-      </w:r>
-    </w:p>
-    <w:bookmarkEnd w:id="34"/>
-    <w:bookmarkStart w:id="35" w:name="slide-18"/>
-    <w:p>
-      <w:pPr>
-        <w:pStyle w:val="Heading2"/>
-      </w:pPr>
-      <w:r>
-        <w:t xml:space="preserve">18 Slide 18</w:t>
-      </w:r>
-    </w:p>
-    <w:p>
-      <w:pPr>
-        <w:pStyle w:val="FirstParagraph"/>
-      </w:pPr>
-      <w:r>
-        <w:t xml:space="preserve">The plunger is removed from the syringe, leaving the barrel of the syringe which can be used a a funnel for gravity feeding.</w:t>
-      </w:r>
-    </w:p>
-    <w:bookmarkEnd w:id="35"/>
-    <w:bookmarkStart w:id="36" w:name="slide-19"/>
-    <w:p>
-      <w:pPr>
-        <w:pStyle w:val="Heading2"/>
-      </w:pPr>
-      <w:r>
-        <w:t xml:space="preserve">19 Slide 19</w:t>
-      </w:r>
-    </w:p>
-    <w:p>
-      <w:pPr>
-        <w:pStyle w:val="FirstParagraph"/>
-      </w:pPr>
-      <w:r>
-        <w:t xml:space="preserve">The syringe barrel is connected to the feeding tube</w:t>
+        <w:t xml:space="preserve">Close the cap</w:t>
       </w:r>
     </w:p>
     <w:bookmarkEnd w:id="36"/>
-    <w:bookmarkStart w:id="37" w:name="slide-20"/>
-    <w:p>
-      <w:pPr>
-        <w:pStyle w:val="Heading2"/>
-      </w:pPr>
-      <w:r>
-        <w:t xml:space="preserve">20 Slide 20</w:t>
-      </w:r>
-    </w:p>
-    <w:p>
-      <w:pPr>
-        <w:pStyle w:val="FirstParagraph"/>
-      </w:pPr>
-      <w:r>
-        <w:t xml:space="preserve">Water or formula can then be poured into the barrel of the syringe like a funnel. The liquid enters through stomach through gravity.</w:t>
-      </w:r>
-    </w:p>
-    <w:p>
-      <w:pPr>
-        <w:pStyle w:val="BodyText"/>
-      </w:pPr>
-      <w:r>
-        <w:t xml:space="preserve">It’s best to avoid cold formula or water, to avoid cramping.</w:t>
-      </w:r>
-    </w:p>
-    <w:bookmarkEnd w:id="37"/>
-    <w:bookmarkStart w:id="39" w:name="unused-formula"/>
-    <w:p>
-      <w:pPr>
-        <w:pStyle w:val="Heading2"/>
-      </w:pPr>
-      <w:r>
-        <w:t xml:space="preserve">21 Unused Formula</w:t>
-      </w:r>
-    </w:p>
-    <w:bookmarkStart w:id="38" w:name="slide-content-9"/>
-    <w:p>
-      <w:pPr>
-        <w:pStyle w:val="Heading4"/>
-      </w:pPr>
-      <w:r>
-        <w:t xml:space="preserve">Slide content</w:t>
-      </w:r>
-    </w:p>
-    <w:p>
-      <w:pPr>
-        <w:pStyle w:val="FirstParagraph"/>
-      </w:pPr>
-      <w:r>
-        <w:t xml:space="preserve">If you do not use an entire carton of formula:</w:t>
-      </w:r>
-      <w:r>
-        <w:t xml:space="preserve"> </w:t>
-      </w:r>
-      <w:r>
-        <w:t xml:space="preserve">OK to store in the refrigerator for 24 hours</w:t>
-      </w:r>
-    </w:p>
-    <w:p>
-      <w:pPr>
-        <w:pStyle w:val="BodyText"/>
-      </w:pPr>
-      <w:r>
-        <w:t xml:space="preserve">If you don’t use up an entire carton of formula during a feeding session, you can store the remainder in the refrigerator for no more than 24 hours. If you don’t use formula within 24 hours, it should be discarded.</w:t>
-      </w:r>
-      <w:r>
-        <w:t xml:space="preserve"> </w:t>
-      </w:r>
-      <w:r>
-        <w:t xml:space="preserve">If you do use formula from the refrigerator, make sure to warm it up by letting it set at room temperature for 30minutes before using.</w:t>
-      </w:r>
-    </w:p>
-    <w:bookmarkEnd w:id="38"/>
-    <w:bookmarkEnd w:id="39"/>
-    <w:bookmarkStart w:id="41" w:name="administer-formula-water-1"/>
-    <w:p>
-      <w:pPr>
-        <w:pStyle w:val="Heading2"/>
-      </w:pPr>
-      <w:r>
-        <w:t xml:space="preserve">22 Administer Formula + Water</w:t>
-      </w:r>
-    </w:p>
-    <w:bookmarkStart w:id="40" w:name="slide-content-10"/>
-    <w:p>
-      <w:pPr>
-        <w:pStyle w:val="Heading4"/>
-      </w:pPr>
-      <w:r>
-        <w:t xml:space="preserve">Slide content</w:t>
-      </w:r>
-    </w:p>
-    <w:p>
-      <w:pPr>
-        <w:pStyle w:val="FirstParagraph"/>
-      </w:pPr>
-      <w:r>
-        <w:t xml:space="preserve">Syringe with Plunger</w:t>
-      </w:r>
-    </w:p>
-    <w:p>
-      <w:pPr>
-        <w:pStyle w:val="BodyText"/>
-      </w:pPr>
-      <w:r>
-        <w:t xml:space="preserve">If the flow of formula or water is too slow with the gravity method, it is possible to administer formula or water with a syringe and plunger</w:t>
-      </w:r>
-    </w:p>
-    <w:bookmarkEnd w:id="40"/>
-    <w:bookmarkEnd w:id="41"/>
-    <w:bookmarkStart w:id="42" w:name="slide-23"/>
-    <w:p>
-      <w:pPr>
-        <w:pStyle w:val="Heading2"/>
-      </w:pPr>
-      <w:r>
-        <w:t xml:space="preserve">23 Slide 23</w:t>
-      </w:r>
-    </w:p>
-    <w:p>
-      <w:pPr>
-        <w:pStyle w:val="FirstParagraph"/>
-      </w:pPr>
-      <w:r>
-        <w:t xml:space="preserve">A syringe with plunger is connected to the gastrostomy tube, and slowly injected</w:t>
-      </w:r>
-    </w:p>
-    <w:bookmarkEnd w:id="42"/>
-    <w:bookmarkStart w:id="43" w:name="slide-24"/>
-    <w:p>
-      <w:pPr>
-        <w:pStyle w:val="Heading2"/>
-      </w:pPr>
-      <w:r>
-        <w:t xml:space="preserve">24 Slide 24</w:t>
-      </w:r>
-    </w:p>
-    <w:p>
-      <w:pPr>
-        <w:pStyle w:val="FirstParagraph"/>
-      </w:pPr>
-      <w:r>
-        <w:t xml:space="preserve">Again, it’s important to avoid cold formula or water and it’s important to inject slowly</w:t>
-      </w:r>
-    </w:p>
-    <w:bookmarkEnd w:id="43"/>
-    <w:bookmarkStart w:id="45" w:name="administer-medicines"/>
-    <w:p>
-      <w:pPr>
-        <w:pStyle w:val="Heading2"/>
-      </w:pPr>
-      <w:r>
-        <w:t xml:space="preserve">25 Administer Medicines</w:t>
-      </w:r>
-    </w:p>
-    <w:bookmarkStart w:id="44" w:name="slide-content-11"/>
-    <w:p>
-      <w:pPr>
-        <w:pStyle w:val="Heading4"/>
-      </w:pPr>
-      <w:r>
-        <w:t xml:space="preserve">Slide content</w:t>
-      </w:r>
-    </w:p>
-    <w:p>
-      <w:pPr>
-        <w:pStyle w:val="FirstParagraph"/>
-      </w:pPr>
-      <w:r>
-        <w:t xml:space="preserve">Medicines can be administered through a gastrostomy tube if they can’t be taken by mouth. We have a separate video which describes giving medicines through a feeding tube.</w:t>
-      </w:r>
-    </w:p>
-    <w:bookmarkEnd w:id="44"/>
-    <w:bookmarkEnd w:id="45"/>
-    <w:bookmarkStart w:id="46" w:name="slide-26"/>
-    <w:p>
-      <w:pPr>
-        <w:pStyle w:val="Heading2"/>
-      </w:pPr>
-      <w:r>
-        <w:t xml:space="preserve">26 Slide 26</w:t>
-      </w:r>
-    </w:p>
-    <w:p>
-      <w:pPr>
-        <w:pStyle w:val="FirstParagraph"/>
-      </w:pPr>
-      <w:r>
-        <w:t xml:space="preserve">We hope you have found this video helpful. We have a companion video which describes a feeding jejunostomy.</w:t>
-      </w:r>
-    </w:p>
-    <w:p>
-      <w:pPr>
-        <w:pStyle w:val="BodyText"/>
-      </w:pPr>
-      <w:r>
-        <w:t xml:space="preserve">Please leave a comment if you have topics you would like covered in videos.</w:t>
-      </w:r>
-    </w:p>
-    <w:p>
-      <w:pPr>
-        <w:pStyle w:val="BodyText"/>
-      </w:pPr>
-      <w:r>
-        <w:t xml:space="preserve">Feel free to subscribe to be notified of new videos as we make them.</w:t>
-      </w:r>
-    </w:p>
-    <w:bookmarkEnd w:id="46"/>
-    <w:bookmarkStart w:id="47" w:name="slide-27"/>
-    <w:p>
-      <w:pPr>
-        <w:pStyle w:val="Heading2"/>
-      </w:pPr>
-      <w:r>
-        <w:t xml:space="preserve">27 Slide 27</w:t>
-      </w:r>
-    </w:p>
-    <w:p>
-      <w:pPr>
-        <w:pStyle w:val="FirstParagraph"/>
-      </w:pPr>
-      <w:r>
-        <w:t xml:space="preserve">Our friend Brad has a gastrostomy tube, and we will demonstrate how to administer water or formula</w:t>
-      </w:r>
-    </w:p>
-    <w:p>
-      <w:pPr>
-        <w:pStyle w:val="BodyText"/>
-      </w:pPr>
-      <w:r>
-        <w:t xml:space="preserve">Open the cap</w:t>
-      </w:r>
-    </w:p>
-    <w:p>
-      <w:pPr>
-        <w:pStyle w:val="BodyText"/>
-      </w:pPr>
-      <w:r>
-        <w:t xml:space="preserve">Attach the syringe to the tube by twisting it on</w:t>
-      </w:r>
-    </w:p>
-    <w:p>
-      <w:pPr>
-        <w:pStyle w:val="BodyText"/>
-      </w:pPr>
-      <w:r>
-        <w:t xml:space="preserve">Empty the syringe</w:t>
-      </w:r>
-    </w:p>
-    <w:p>
-      <w:pPr>
-        <w:pStyle w:val="BodyText"/>
-      </w:pPr>
-      <w:r>
-        <w:t xml:space="preserve">Remove the syringe by twisting</w:t>
-      </w:r>
-    </w:p>
-    <w:p>
-      <w:pPr>
-        <w:pStyle w:val="BodyText"/>
-      </w:pPr>
-      <w:r>
-        <w:t xml:space="preserve">Close the cap</w:t>
-      </w:r>
-    </w:p>
-    <w:bookmarkEnd w:id="47"/>
-    <w:bookmarkStart w:id="48" w:name="slide-28"/>
-    <w:p>
-      <w:pPr>
-        <w:pStyle w:val="Heading2"/>
-      </w:pPr>
-      <w:r>
-        <w:t xml:space="preserve">28 Slide 28</w:t>
-      </w:r>
-    </w:p>
-    <w:p>
-      <w:pPr>
-        <w:pStyle w:val="FirstParagraph"/>
-      </w:pPr>
-      <w:r>
-        <w:t xml:space="preserve">To use the funnel method, first remove the plunger from the barrel of the syringe</w:t>
-      </w:r>
-    </w:p>
-    <w:p>
-      <w:pPr>
-        <w:pStyle w:val="BodyText"/>
-      </w:pPr>
-      <w:r>
-        <w:t xml:space="preserve">Open the cap</w:t>
-      </w:r>
-    </w:p>
-    <w:p>
-      <w:pPr>
-        <w:pStyle w:val="BodyText"/>
-      </w:pPr>
-      <w:r>
-        <w:t xml:space="preserve">Attach the syringe to the tube by twisting it on</w:t>
-      </w:r>
-    </w:p>
-    <w:p>
-      <w:pPr>
-        <w:pStyle w:val="BodyText"/>
-      </w:pPr>
-      <w:r>
-        <w:t xml:space="preserve">The water or formula is simply poured into the syringe barrel and gravity will take it into the stomach</w:t>
-      </w:r>
-    </w:p>
-    <w:p>
-      <w:pPr>
-        <w:pStyle w:val="BodyText"/>
-      </w:pPr>
-      <w:r>
-        <w:t xml:space="preserve">Remove the syringe by twisting</w:t>
-      </w:r>
-    </w:p>
-    <w:p>
-      <w:pPr>
-        <w:pStyle w:val="BodyText"/>
-      </w:pPr>
-      <w:r>
-        <w:t xml:space="preserve">Close the cap</w:t>
-      </w:r>
-    </w:p>
-    <w:bookmarkEnd w:id="48"/>
     <w:sectPr>
       <w:footnotePr>
         <w:numRestart w:val="eachSect"/>

--- a/keynote_scripts/Gastrostomy_.docx
+++ b/keynote_scripts/Gastrostomy_.docx
@@ -74,65 +74,97 @@
         <w:pStyle w:val="FirstParagraph"/>
       </w:pPr>
       <w:r>
-        <w:t xml:space="preserve">The topic for this video is a feeding jejunostomy</w:t>
+        <w:t xml:space="preserve">The topic for this video is a feeding gastrostomy</w:t>
       </w:r>
     </w:p>
     <w:bookmarkEnd w:id="10"/>
-    <w:bookmarkStart w:id="11" w:name="feeding-tube"/>
-    <w:p>
-      <w:pPr>
-        <w:pStyle w:val="Heading2"/>
-      </w:pPr>
-      <w:r>
-        <w:t xml:space="preserve">3 Feeding Tube</w:t>
-      </w:r>
-    </w:p>
-    <w:p>
-      <w:pPr>
-        <w:pStyle w:val="FirstParagraph"/>
-      </w:pPr>
-      <w:r>
-        <w:t xml:space="preserve">A gastrostomy tube can be used to administer formula</w:t>
+    <w:bookmarkStart w:id="11" w:name="slide-3"/>
+    <w:p>
+      <w:pPr>
+        <w:pStyle w:val="Heading2"/>
+      </w:pPr>
+      <w:r>
+        <w:t xml:space="preserve">3 Slide 3</w:t>
+      </w:r>
+    </w:p>
+    <w:p>
+      <w:pPr>
+        <w:pStyle w:val="FirstParagraph"/>
+      </w:pPr>
+      <w:r>
+        <w:t xml:space="preserve">We will start with a review of anatomy. Food travels from the esophagus to the stomach, and finally into the jejunum, the first part of the small intestine.</w:t>
       </w:r>
     </w:p>
     <w:bookmarkEnd w:id="11"/>
-    <w:bookmarkStart w:id="12" w:name="feeding-tube-1"/>
-    <w:p>
-      <w:pPr>
-        <w:pStyle w:val="Heading2"/>
-      </w:pPr>
-      <w:r>
-        <w:t xml:space="preserve">4 Feeding Tube</w:t>
-      </w:r>
-    </w:p>
-    <w:p>
-      <w:pPr>
-        <w:pStyle w:val="FirstParagraph"/>
+    <w:bookmarkStart w:id="12" w:name="slide-4"/>
+    <w:p>
+      <w:pPr>
+        <w:pStyle w:val="Heading2"/>
+      </w:pPr>
+      <w:r>
+        <w:t xml:space="preserve">4 Slide 4</w:t>
+      </w:r>
+    </w:p>
+    <w:p>
+      <w:pPr>
+        <w:pStyle w:val="FirstParagraph"/>
+      </w:pPr>
+      <w:r>
+        <w:t xml:space="preserve">Cancers in the esophagus can in some cases cause difficulty with eating and even weight loss</w:t>
+      </w:r>
+    </w:p>
+    <w:p>
+      <w:pPr>
+        <w:pStyle w:val="BodyText"/>
+      </w:pPr>
+      <w:r>
+        <w:t xml:space="preserve">In these cases, a feeding tube can help with nutrition</w:t>
+      </w:r>
+    </w:p>
+    <w:bookmarkEnd w:id="12"/>
+    <w:bookmarkStart w:id="13" w:name="feeding-tube"/>
+    <w:p>
+      <w:pPr>
+        <w:pStyle w:val="Heading2"/>
+      </w:pPr>
+      <w:r>
+        <w:t xml:space="preserve">5 Feeding Tube</w:t>
+      </w:r>
+    </w:p>
+    <w:p>
+      <w:pPr>
+        <w:pStyle w:val="FirstParagraph"/>
+      </w:pPr>
+      <w:r>
+        <w:t xml:space="preserve">A feeding tube can be used to administer</w:t>
+      </w:r>
+    </w:p>
+    <w:p>
+      <w:pPr>
+        <w:pStyle w:val="BodyText"/>
+      </w:pPr>
+      <w:r>
+        <w:t xml:space="preserve">Formula</w:t>
+      </w:r>
+    </w:p>
+    <w:p>
+      <w:pPr>
+        <w:pStyle w:val="BodyText"/>
       </w:pPr>
       <w:r>
         <w:t xml:space="preserve">Water</w:t>
       </w:r>
     </w:p>
-    <w:bookmarkEnd w:id="12"/>
-    <w:bookmarkStart w:id="13" w:name="feeding-tube-2"/>
-    <w:p>
-      <w:pPr>
-        <w:pStyle w:val="Heading2"/>
-      </w:pPr>
-      <w:r>
-        <w:t xml:space="preserve">5 Feeding Tube</w:t>
-      </w:r>
-    </w:p>
-    <w:p>
-      <w:pPr>
-        <w:pStyle w:val="FirstParagraph"/>
-      </w:pPr>
-      <w:r>
-        <w:t xml:space="preserve">And medicines</w:t>
+    <w:p>
+      <w:pPr>
+        <w:pStyle w:val="BodyText"/>
+      </w:pPr>
+      <w:r>
+        <w:t xml:space="preserve">And Medicines</w:t>
       </w:r>
     </w:p>
     <w:bookmarkEnd w:id="13"/>
-    <w:bookmarkStart w:id="14" w:name="feeding-tube-3"/>
+    <w:bookmarkStart w:id="14" w:name="feeding-tube-1"/>
     <w:p>
       <w:pPr>
         <w:pStyle w:val="Heading2"/>
@@ -150,7 +182,7 @@
       </w:r>
     </w:p>
     <w:bookmarkEnd w:id="14"/>
-    <w:bookmarkStart w:id="15" w:name="feeding-tube-4"/>
+    <w:bookmarkStart w:id="15" w:name="feeding-tube-2"/>
     <w:p>
       <w:pPr>
         <w:pStyle w:val="Heading2"/>
@@ -219,6 +251,14 @@
         <w:t xml:space="preserve">The topic of this video is a gastrostomy tube, which is placed into the stomach</w:t>
       </w:r>
     </w:p>
+    <w:p>
+      <w:pPr>
+        <w:pStyle w:val="BodyText"/>
+      </w:pPr>
+      <w:r>
+        <w:t xml:space="preserve">We have a separate video that describes a jejunostomy tube</w:t>
+      </w:r>
+    </w:p>
     <w:bookmarkEnd w:id="17"/>
     <w:bookmarkStart w:id="18" w:name="slide-10"/>
     <w:p>
@@ -238,155 +278,134 @@
       </w:r>
     </w:p>
     <w:bookmarkEnd w:id="18"/>
-    <w:bookmarkStart w:id="19" w:name="gastrostomy-tube-1"/>
-    <w:p>
-      <w:pPr>
-        <w:pStyle w:val="Heading2"/>
-      </w:pPr>
-      <w:r>
-        <w:t xml:space="preserve">11 Gastrostomy Tube</w:t>
-      </w:r>
-    </w:p>
-    <w:p>
-      <w:pPr>
-        <w:pStyle w:val="FirstParagraph"/>
-      </w:pPr>
-      <w:r>
-        <w:t xml:space="preserve">A gastrostomy tube can be used to administer</w:t>
-      </w:r>
-    </w:p>
-    <w:p>
-      <w:pPr>
-        <w:pStyle w:val="BodyText"/>
-      </w:pPr>
-      <w:r>
-        <w:t xml:space="preserve">Formula</w:t>
-      </w:r>
-    </w:p>
-    <w:p>
-      <w:pPr>
-        <w:pStyle w:val="BodyText"/>
-      </w:pPr>
-      <w:r>
-        <w:t xml:space="preserve">Water</w:t>
-      </w:r>
-    </w:p>
-    <w:p>
-      <w:pPr>
-        <w:pStyle w:val="BodyText"/>
-      </w:pPr>
-      <w:r>
-        <w:t xml:space="preserve">And Medicines</w:t>
+    <w:bookmarkStart w:id="19" w:name="section"/>
+    <w:p>
+      <w:pPr>
+        <w:pStyle w:val="Heading2"/>
+      </w:pPr>
+      <w:r>
+        <w:t xml:space="preserve">11</w:t>
+      </w:r>
+      <w:r>
+        <w:t xml:space="preserve"> </w:t>
+      </w:r>
+    </w:p>
+    <w:p>
+      <w:pPr>
+        <w:pStyle w:val="FirstParagraph"/>
+      </w:pPr>
+      <w:r>
+        <w:t xml:space="preserve">Here are some examples of the formula which might be used with your feeding tube.</w:t>
+      </w:r>
+      <w:r>
+        <w:t xml:space="preserve"> </w:t>
+      </w:r>
+      <w:r>
+        <w:t xml:space="preserve">It is specially designed to provide protein, carbohydrates, fats, and vitamins and minerals</w:t>
       </w:r>
     </w:p>
     <w:bookmarkEnd w:id="19"/>
-    <w:bookmarkStart w:id="20" w:name="slide-12"/>
-    <w:p>
-      <w:pPr>
-        <w:pStyle w:val="Heading2"/>
-      </w:pPr>
-      <w:r>
-        <w:t xml:space="preserve">12 Slide 12</w:t>
-      </w:r>
-    </w:p>
-    <w:p>
-      <w:pPr>
-        <w:pStyle w:val="FirstParagraph"/>
-      </w:pPr>
-      <w:r>
-        <w:t xml:space="preserve">Here are some examples of the formula which might be used with your feeding tube.</w:t>
+    <w:bookmarkStart w:id="20" w:name="how-much-formula-do-i-need"/>
+    <w:p>
+      <w:pPr>
+        <w:pStyle w:val="Heading2"/>
+      </w:pPr>
+      <w:r>
+        <w:t xml:space="preserve">12 How Much Formula Do I Need?</w:t>
+      </w:r>
+    </w:p>
+    <w:p>
+      <w:pPr>
+        <w:pStyle w:val="FirstParagraph"/>
+      </w:pPr>
+      <w:r>
+        <w:t xml:space="preserve">An important question is “How much formula do I need?”</w:t>
+      </w:r>
+    </w:p>
+    <w:bookmarkEnd w:id="20"/>
+    <w:bookmarkStart w:id="21" w:name="slide-13"/>
+    <w:p>
+      <w:pPr>
+        <w:pStyle w:val="Heading2"/>
+      </w:pPr>
+      <w:r>
+        <w:t xml:space="preserve">13 Slide 13</w:t>
+      </w:r>
+    </w:p>
+    <w:p>
+      <w:pPr>
+        <w:pStyle w:val="FirstParagraph"/>
+      </w:pPr>
+      <w:r>
+        <w:t xml:space="preserve">Your dietitian will calculate your needs, which can be between 3 and 6 cartons per day.</w:t>
+      </w:r>
+    </w:p>
+    <w:p>
+      <w:pPr>
+        <w:pStyle w:val="BodyText"/>
+      </w:pPr>
+      <w:r>
+        <w:t xml:space="preserve">Your dietitian will also recommend how much water you will need each day.</w:t>
+      </w:r>
+    </w:p>
+    <w:bookmarkEnd w:id="21"/>
+    <w:bookmarkStart w:id="22" w:name="bolus-feeding"/>
+    <w:p>
+      <w:pPr>
+        <w:pStyle w:val="Heading2"/>
+      </w:pPr>
+      <w:r>
+        <w:t xml:space="preserve">14 Bolus Feeding</w:t>
+      </w:r>
+    </w:p>
+    <w:p>
+      <w:pPr>
+        <w:pStyle w:val="FirstParagraph"/>
+      </w:pPr>
+      <w:r>
+        <w:t xml:space="preserve">To use a gastrostomy tube, you will administer a volume or “bolus” of formula into the stomach several times per day. Each feeding is typically 8 to 12 ounces of formula, which usually translates to 1 or 1 1/2 cartons. Typically 3 or 4 feedings are done per day.</w:t>
       </w:r>
       <w:r>
         <w:t xml:space="preserve"> </w:t>
       </w:r>
       <w:r>
-        <w:t xml:space="preserve">It is specially designed to provide protein, carbohydrates, fats, and vitamins and minerals</w:t>
-      </w:r>
-    </w:p>
-    <w:bookmarkEnd w:id="20"/>
-    <w:bookmarkStart w:id="21" w:name="how-much-formula-do-i-need"/>
-    <w:p>
-      <w:pPr>
-        <w:pStyle w:val="Heading2"/>
-      </w:pPr>
-      <w:r>
-        <w:t xml:space="preserve">13 How Much Formula Do I Need?</w:t>
-      </w:r>
-    </w:p>
-    <w:p>
-      <w:pPr>
-        <w:pStyle w:val="FirstParagraph"/>
-      </w:pPr>
-      <w:r>
-        <w:t xml:space="preserve">An important question is “How much formula do I need?”</w:t>
-      </w:r>
-    </w:p>
-    <w:bookmarkEnd w:id="21"/>
-    <w:bookmarkStart w:id="22" w:name="slide-14"/>
-    <w:p>
-      <w:pPr>
-        <w:pStyle w:val="Heading2"/>
-      </w:pPr>
-      <w:r>
-        <w:t xml:space="preserve">14 Slide 14</w:t>
-      </w:r>
-    </w:p>
-    <w:p>
-      <w:pPr>
-        <w:pStyle w:val="FirstParagraph"/>
-      </w:pPr>
-      <w:r>
-        <w:t xml:space="preserve">Your dietitian will calculate your needs, but this can be between 4 and 6 cartons per day.</w:t>
-      </w:r>
-    </w:p>
-    <w:p>
-      <w:pPr>
-        <w:pStyle w:val="BodyText"/>
-      </w:pPr>
-      <w:r>
-        <w:t xml:space="preserve">Your dietitian will also recommend how much water you will need each day.</w:t>
+        <w:t xml:space="preserve">Again, your dietitian will work with you to determine the best schedule for feeding</w:t>
       </w:r>
     </w:p>
     <w:bookmarkEnd w:id="22"/>
-    <w:bookmarkStart w:id="23" w:name="bolus-feeding"/>
-    <w:p>
-      <w:pPr>
-        <w:pStyle w:val="Heading2"/>
-      </w:pPr>
-      <w:r>
-        <w:t xml:space="preserve">15 Bolus Feeding</w:t>
-      </w:r>
-    </w:p>
-    <w:p>
-      <w:pPr>
-        <w:pStyle w:val="FirstParagraph"/>
-      </w:pPr>
-      <w:r>
-        <w:t xml:space="preserve">To use a gastrostomy tube, you will administer a volume or “bolus” of formula into the stomach several times per day. Each feeding is typically 8 to 12 ounces of formula, which usually translates to 1 or 1 1/2 cartons. Typically 3 or 4 feedings are done per day.</w:t>
-      </w:r>
-      <w:r>
-        <w:t xml:space="preserve"> </w:t>
-      </w:r>
-      <w:r>
-        <w:t xml:space="preserve">Again, your dietitian will work with you to determine the best schedule for feeding</w:t>
+    <w:bookmarkStart w:id="23" w:name="administer-formula-water"/>
+    <w:p>
+      <w:pPr>
+        <w:pStyle w:val="Heading2"/>
+      </w:pPr>
+      <w:r>
+        <w:t xml:space="preserve">15 Administer Formula + Water</w:t>
+      </w:r>
+    </w:p>
+    <w:p>
+      <w:pPr>
+        <w:pStyle w:val="FirstParagraph"/>
+      </w:pPr>
+      <w:r>
+        <w:t xml:space="preserve">The easiest way to administer formula or water is through the gravity technique.</w:t>
       </w:r>
     </w:p>
     <w:bookmarkEnd w:id="23"/>
-    <w:bookmarkStart w:id="24" w:name="administer-formula-water"/>
-    <w:p>
-      <w:pPr>
-        <w:pStyle w:val="Heading2"/>
-      </w:pPr>
-      <w:r>
-        <w:t xml:space="preserve">16 Administer Formula + Water</w:t>
-      </w:r>
-    </w:p>
-    <w:p>
-      <w:pPr>
-        <w:pStyle w:val="FirstParagraph"/>
-      </w:pPr>
-      <w:r>
-        <w:t xml:space="preserve">The easiest way to administer formula or water is through the gravity technique.</w:t>
+    <w:bookmarkStart w:id="24" w:name="slide-16"/>
+    <w:p>
+      <w:pPr>
+        <w:pStyle w:val="Heading2"/>
+      </w:pPr>
+      <w:r>
+        <w:t xml:space="preserve">16 Slide 16</w:t>
+      </w:r>
+    </w:p>
+    <w:p>
+      <w:pPr>
+        <w:pStyle w:val="FirstParagraph"/>
+      </w:pPr>
+      <w:r>
+        <w:t xml:space="preserve">This is an EnFit feeding syringe with a special spiral fitting at the end</w:t>
       </w:r>
     </w:p>
     <w:bookmarkEnd w:id="24"/>
@@ -404,7 +423,7 @@
         <w:pStyle w:val="FirstParagraph"/>
       </w:pPr>
       <w:r>
-        <w:t xml:space="preserve">This is an EnFit feeding tube syringe with a special spiral fitting at the end</w:t>
+        <w:t xml:space="preserve">The plunger is removed from the syringe, leaving the barrel of the syringe which can be used a a funnel for gravity feeding.</w:t>
       </w:r>
     </w:p>
     <w:bookmarkEnd w:id="25"/>
@@ -422,7 +441,7 @@
         <w:pStyle w:val="FirstParagraph"/>
       </w:pPr>
       <w:r>
-        <w:t xml:space="preserve">The plunger is removed from the syringe, leaving the barrel of the syringe which can be used a a funnel for gravity feeding.</w:t>
+        <w:t xml:space="preserve">The syringe barrel is connected to the feeding tube</w:t>
       </w:r>
     </w:p>
     <w:bookmarkEnd w:id="26"/>
@@ -440,75 +459,75 @@
         <w:pStyle w:val="FirstParagraph"/>
       </w:pPr>
       <w:r>
-        <w:t xml:space="preserve">The syringe barrel is connected to the feeding tube</w:t>
+        <w:t xml:space="preserve">Water or formula can then be poured into the barrel of the syringe like a funnel. The liquid enters through stomach through gravity.</w:t>
+      </w:r>
+    </w:p>
+    <w:p>
+      <w:pPr>
+        <w:pStyle w:val="BodyText"/>
+      </w:pPr>
+      <w:r>
+        <w:t xml:space="preserve">It’s best to avoid cold formula or water, to avoid cramping.</w:t>
       </w:r>
     </w:p>
     <w:bookmarkEnd w:id="27"/>
-    <w:bookmarkStart w:id="28" w:name="slide-20"/>
-    <w:p>
-      <w:pPr>
-        <w:pStyle w:val="Heading2"/>
-      </w:pPr>
-      <w:r>
-        <w:t xml:space="preserve">20 Slide 20</w:t>
-      </w:r>
-    </w:p>
-    <w:p>
-      <w:pPr>
-        <w:pStyle w:val="FirstParagraph"/>
-      </w:pPr>
-      <w:r>
-        <w:t xml:space="preserve">Water or formula can then be poured into the barrel of the syringe like a funnel. The liquid enters through stomach through gravity.</w:t>
-      </w:r>
-    </w:p>
-    <w:p>
-      <w:pPr>
-        <w:pStyle w:val="BodyText"/>
-      </w:pPr>
-      <w:r>
-        <w:t xml:space="preserve">It’s best to avoid cold formula or water, to avoid cramping.</w:t>
+    <w:bookmarkStart w:id="28" w:name="unused-formula"/>
+    <w:p>
+      <w:pPr>
+        <w:pStyle w:val="Heading2"/>
+      </w:pPr>
+      <w:r>
+        <w:t xml:space="preserve">20 Unused Formula</w:t>
+      </w:r>
+    </w:p>
+    <w:p>
+      <w:pPr>
+        <w:pStyle w:val="FirstParagraph"/>
+      </w:pPr>
+      <w:r>
+        <w:t xml:space="preserve">If you don’t use up an entire carton of formula during a feeding session, you can store the remainder in the refrigerator for no more than 24 hours. If you don’t use formula within 24 hours, it should be discarded.</w:t>
+      </w:r>
+      <w:r>
+        <w:t xml:space="preserve"> </w:t>
+      </w:r>
+      <w:r>
+        <w:t xml:space="preserve">If you do use formula from the refrigerator, make sure to warm it up by letting it set at room temperature for 30minutes before using.</w:t>
       </w:r>
     </w:p>
     <w:bookmarkEnd w:id="28"/>
-    <w:bookmarkStart w:id="29" w:name="unused-formula"/>
-    <w:p>
-      <w:pPr>
-        <w:pStyle w:val="Heading2"/>
-      </w:pPr>
-      <w:r>
-        <w:t xml:space="preserve">21 Unused Formula</w:t>
-      </w:r>
-    </w:p>
-    <w:p>
-      <w:pPr>
-        <w:pStyle w:val="FirstParagraph"/>
-      </w:pPr>
-      <w:r>
-        <w:t xml:space="preserve">If you don’t use up an entire carton of formula during a feeding session, you can store the remainder in the refrigerator for no more than 24 hours. If you don’t use formula within 24 hours, it should be discarded.</w:t>
-      </w:r>
-      <w:r>
-        <w:t xml:space="preserve"> </w:t>
-      </w:r>
-      <w:r>
-        <w:t xml:space="preserve">If you do use formula from the refrigerator, make sure to warm it up by letting it set at room temperature for 30minutes before using.</w:t>
+    <w:bookmarkStart w:id="29" w:name="administer-formula-water-1"/>
+    <w:p>
+      <w:pPr>
+        <w:pStyle w:val="Heading2"/>
+      </w:pPr>
+      <w:r>
+        <w:t xml:space="preserve">21 Administer Formula + Water</w:t>
+      </w:r>
+    </w:p>
+    <w:p>
+      <w:pPr>
+        <w:pStyle w:val="FirstParagraph"/>
+      </w:pPr>
+      <w:r>
+        <w:t xml:space="preserve">If the flow of formula or water is too slow with the gravity method, it is possible to administer formula or water with a syringe and plunger</w:t>
       </w:r>
     </w:p>
     <w:bookmarkEnd w:id="29"/>
-    <w:bookmarkStart w:id="30" w:name="administer-formula-water-1"/>
-    <w:p>
-      <w:pPr>
-        <w:pStyle w:val="Heading2"/>
-      </w:pPr>
-      <w:r>
-        <w:t xml:space="preserve">22 Administer Formula + Water</w:t>
-      </w:r>
-    </w:p>
-    <w:p>
-      <w:pPr>
-        <w:pStyle w:val="FirstParagraph"/>
-      </w:pPr>
-      <w:r>
-        <w:t xml:space="preserve">If the flow of formula or water is too slow with the gravity method, it is possible to administer formula or water with a syringe and plunger</w:t>
+    <w:bookmarkStart w:id="30" w:name="slide-22"/>
+    <w:p>
+      <w:pPr>
+        <w:pStyle w:val="Heading2"/>
+      </w:pPr>
+      <w:r>
+        <w:t xml:space="preserve">22 Slide 22</w:t>
+      </w:r>
+    </w:p>
+    <w:p>
+      <w:pPr>
+        <w:pStyle w:val="FirstParagraph"/>
+      </w:pPr>
+      <w:r>
+        <w:t xml:space="preserve">A syringe with plunger is connected to the gastrostomy tube, and slowly injected</w:t>
       </w:r>
     </w:p>
     <w:bookmarkEnd w:id="30"/>
@@ -526,43 +545,59 @@
         <w:pStyle w:val="FirstParagraph"/>
       </w:pPr>
       <w:r>
-        <w:t xml:space="preserve">A syringe with plunger is connected to the gastrostomy tube, and slowly injected</w:t>
+        <w:t xml:space="preserve">Again, it’s important to avoid cold formula or water and it’s important to inject slowly</w:t>
       </w:r>
     </w:p>
     <w:bookmarkEnd w:id="31"/>
-    <w:bookmarkStart w:id="32" w:name="slide-24"/>
-    <w:p>
-      <w:pPr>
-        <w:pStyle w:val="Heading2"/>
-      </w:pPr>
-      <w:r>
-        <w:t xml:space="preserve">24 Slide 24</w:t>
-      </w:r>
-    </w:p>
-    <w:p>
-      <w:pPr>
-        <w:pStyle w:val="FirstParagraph"/>
-      </w:pPr>
-      <w:r>
-        <w:t xml:space="preserve">Again, it’s important to avoid cold formula or water and it’s important to inject slowly</w:t>
+    <w:bookmarkStart w:id="32" w:name="administer-medicines"/>
+    <w:p>
+      <w:pPr>
+        <w:pStyle w:val="Heading2"/>
+      </w:pPr>
+      <w:r>
+        <w:t xml:space="preserve">24 Administer Medicines</w:t>
+      </w:r>
+    </w:p>
+    <w:p>
+      <w:pPr>
+        <w:pStyle w:val="FirstParagraph"/>
+      </w:pPr>
+      <w:r>
+        <w:t xml:space="preserve">Medicines can be administered through a gastrostomy tube if they can’t be taken by mouth. We have a separate video which describes giving medicines through a feeding tube.</w:t>
       </w:r>
     </w:p>
     <w:bookmarkEnd w:id="32"/>
-    <w:bookmarkStart w:id="33" w:name="administer-medicines"/>
-    <w:p>
-      <w:pPr>
-        <w:pStyle w:val="Heading2"/>
-      </w:pPr>
-      <w:r>
-        <w:t xml:space="preserve">25 Administer Medicines</w:t>
-      </w:r>
-    </w:p>
-    <w:p>
-      <w:pPr>
-        <w:pStyle w:val="FirstParagraph"/>
-      </w:pPr>
-      <w:r>
-        <w:t xml:space="preserve">Medicines can be administered through a gastrostomy tube if they can’t be taken by mouth. We have a separate video which describes giving medicines through a feeding tube.</w:t>
+    <w:bookmarkStart w:id="33" w:name="slide-25"/>
+    <w:p>
+      <w:pPr>
+        <w:pStyle w:val="Heading2"/>
+      </w:pPr>
+      <w:r>
+        <w:t xml:space="preserve">25 Slide 25</w:t>
+      </w:r>
+    </w:p>
+    <w:p>
+      <w:pPr>
+        <w:pStyle w:val="FirstParagraph"/>
+      </w:pPr>
+      <w:r>
+        <w:t xml:space="preserve">We hope you have found this video helpful. We have a companion video which describes a feeding jejunostomy.</w:t>
+      </w:r>
+    </w:p>
+    <w:p>
+      <w:pPr>
+        <w:pStyle w:val="BodyText"/>
+      </w:pPr>
+      <w:r>
+        <w:t xml:space="preserve">Please leave a comment if you have topics you would like covered in videos.</w:t>
+      </w:r>
+    </w:p>
+    <w:p>
+      <w:pPr>
+        <w:pStyle w:val="BodyText"/>
+      </w:pPr>
+      <w:r>
+        <w:t xml:space="preserve">Feel free to subscribe to be notified of new videos as we make them.</w:t>
       </w:r>
     </w:p>
     <w:bookmarkEnd w:id="33"/>
@@ -580,23 +615,47 @@
         <w:pStyle w:val="FirstParagraph"/>
       </w:pPr>
       <w:r>
-        <w:t xml:space="preserve">We hope you have found this video helpful. We have a companion video which describes a feeding jejunostomy.</w:t>
-      </w:r>
-    </w:p>
-    <w:p>
-      <w:pPr>
-        <w:pStyle w:val="BodyText"/>
-      </w:pPr>
-      <w:r>
-        <w:t xml:space="preserve">Please leave a comment if you have topics you would like covered in videos.</w:t>
-      </w:r>
-    </w:p>
-    <w:p>
-      <w:pPr>
-        <w:pStyle w:val="BodyText"/>
-      </w:pPr>
-      <w:r>
-        <w:t xml:space="preserve">Feel free to subscribe to be notified of new videos as we make them.</w:t>
+        <w:t xml:space="preserve">Our friend Brad has a gastrostomy tube, and we will demonstrate how to administer water or formula</w:t>
+      </w:r>
+    </w:p>
+    <w:p>
+      <w:pPr>
+        <w:pStyle w:val="BodyText"/>
+      </w:pPr>
+      <w:r>
+        <w:t xml:space="preserve">Open the cap</w:t>
+      </w:r>
+    </w:p>
+    <w:p>
+      <w:pPr>
+        <w:pStyle w:val="BodyText"/>
+      </w:pPr>
+      <w:r>
+        <w:t xml:space="preserve">Attach the syringe to the tube by twisting it on</w:t>
+      </w:r>
+    </w:p>
+    <w:p>
+      <w:pPr>
+        <w:pStyle w:val="BodyText"/>
+      </w:pPr>
+      <w:r>
+        <w:t xml:space="preserve">Empty the syringe</w:t>
+      </w:r>
+    </w:p>
+    <w:p>
+      <w:pPr>
+        <w:pStyle w:val="BodyText"/>
+      </w:pPr>
+      <w:r>
+        <w:t xml:space="preserve">Remove the syringe by twisting</w:t>
+      </w:r>
+    </w:p>
+    <w:p>
+      <w:pPr>
+        <w:pStyle w:val="BodyText"/>
+      </w:pPr>
+      <w:r>
+        <w:t xml:space="preserve">Close the cap</w:t>
       </w:r>
     </w:p>
     <w:bookmarkEnd w:id="34"/>
@@ -614,7 +673,7 @@
         <w:pStyle w:val="FirstParagraph"/>
       </w:pPr>
       <w:r>
-        <w:t xml:space="preserve">Our friend Brad has a gastrostomy tube, and we will demonstrate how to administer water or formula</w:t>
+        <w:t xml:space="preserve">To use the funnel method, first remove the plunger from the barrel of the syringe</w:t>
       </w:r>
     </w:p>
     <w:p>
@@ -638,7 +697,7 @@
         <w:pStyle w:val="BodyText"/>
       </w:pPr>
       <w:r>
-        <w:t xml:space="preserve">Empty the syringe</w:t>
+        <w:t xml:space="preserve">The water or formula is simply poured into the syringe barrel and gravity will take it into the stomach</w:t>
       </w:r>
     </w:p>
     <w:p>
@@ -658,64 +717,6 @@
       </w:r>
     </w:p>
     <w:bookmarkEnd w:id="35"/>
-    <w:bookmarkStart w:id="36" w:name="slide-28"/>
-    <w:p>
-      <w:pPr>
-        <w:pStyle w:val="Heading2"/>
-      </w:pPr>
-      <w:r>
-        <w:t xml:space="preserve">28 Slide 28</w:t>
-      </w:r>
-    </w:p>
-    <w:p>
-      <w:pPr>
-        <w:pStyle w:val="FirstParagraph"/>
-      </w:pPr>
-      <w:r>
-        <w:t xml:space="preserve">To use the funnel method, first remove the plunger from the barrel of the syringe</w:t>
-      </w:r>
-    </w:p>
-    <w:p>
-      <w:pPr>
-        <w:pStyle w:val="BodyText"/>
-      </w:pPr>
-      <w:r>
-        <w:t xml:space="preserve">Open the cap</w:t>
-      </w:r>
-    </w:p>
-    <w:p>
-      <w:pPr>
-        <w:pStyle w:val="BodyText"/>
-      </w:pPr>
-      <w:r>
-        <w:t xml:space="preserve">Attach the syringe to the tube by twisting it on</w:t>
-      </w:r>
-    </w:p>
-    <w:p>
-      <w:pPr>
-        <w:pStyle w:val="BodyText"/>
-      </w:pPr>
-      <w:r>
-        <w:t xml:space="preserve">The water or formula is simply poured into the syringe barrel and gravity will take it into the stomach</w:t>
-      </w:r>
-    </w:p>
-    <w:p>
-      <w:pPr>
-        <w:pStyle w:val="BodyText"/>
-      </w:pPr>
-      <w:r>
-        <w:t xml:space="preserve">Remove the syringe by twisting</w:t>
-      </w:r>
-    </w:p>
-    <w:p>
-      <w:pPr>
-        <w:pStyle w:val="BodyText"/>
-      </w:pPr>
-      <w:r>
-        <w:t xml:space="preserve">Close the cap</w:t>
-      </w:r>
-    </w:p>
-    <w:bookmarkEnd w:id="36"/>
     <w:sectPr>
       <w:footnotePr>
         <w:numRestart w:val="eachSect"/>
